--- a/docs/guides/NAMI_Dashboard_Suite_Handbook.docx
+++ b/docs/guides/NAMI_Dashboard_Suite_Handbook.docx
@@ -262,7 +262,7 @@
         <w:t>might</w:t>
       </w:r>
       <w:r>
-        <w:t xml:space="preserve"> suit us, with the deadline, the amount, why it might fit and what is still unknown. When a lead is worth pursuing, Radar passes it to the Grant Dashboard in three steps (pick, save the file, import).</w:t>
+        <w:t xml:space="preserve"> suit us, with the apply-by date, the amount, why it might fit and what is still unknown. When a lead is worth pursuing, Radar passes it to the Grant Dashboard in three steps (pick, save the file, import).</w:t>
       </w:r>
     </w:p>
     <w:p>
@@ -298,6 +298,18 @@
     <w:p>
       <w:r>
         <w:t>So a grant travels left to right: found in Radar, managed in the Dashboard. Volunteers &amp; Events stands beside them for the event side of the work. Nothing moves between the programs on its own; a person always decides.</w:t>
+      </w:r>
+    </w:p>
+    <w:p>
+      <w:r/>
+      <w:r>
+        <w:rPr>
+          <w:b/>
+        </w:rPr>
+        <w:t>The order they start in.</w:t>
+      </w:r>
+      <w:r>
+        <w:t xml:space="preserve"> The grant programs come first, because grants matter most to NAMI right now: the Grant Dashboard in week 1, Grant Radar soon after. Volunteers &amp; Events is ready and starts in phase two, when the programs move to NAMI's own home with one sign-in.</w:t>
       </w:r>
     </w:p>
     <w:p>
@@ -438,7 +450,7 @@
       <w:r>
         <w:drawing>
           <wp:inline xmlns:a="http://schemas.openxmlformats.org/drawingml/2006/main" xmlns:pic="http://schemas.openxmlformats.org/drawingml/2006/picture">
-            <wp:extent cx="6309360" cy="8377428"/>
+            <wp:extent cx="6309360" cy="8403717"/>
             <wp:docPr id="1" name="Picture 1"/>
             <wp:cNvGraphicFramePr>
               <a:graphicFrameLocks noChangeAspect="1"/>
@@ -459,7 +471,7 @@
                   <pic:spPr>
                     <a:xfrm>
                       <a:off x="0" y="0"/>
-                      <a:ext cx="6309360" cy="8377428"/>
+                      <a:ext cx="6309360" cy="8403717"/>
                     </a:xfrm>
                     <a:prstGeom prst="rect"/>
                   </pic:spPr>
@@ -539,7 +551,7 @@
     </w:p>
     <w:p>
       <w:r>
-        <w:t>Three sentences, not a feature list. By the end of week 4:</w:t>
+        <w:t>Two sentences, not a feature list. By the end of week 4:</w:t>
       </w:r>
     </w:p>
     <w:p>
@@ -551,10 +563,10 @@
         <w:rPr>
           <w:b/>
         </w:rPr>
-        <w:t>Volunteers &amp; Events:</w:t>
-      </w:r>
-      <w:r>
-        <w:t xml:space="preserve"> one real event has been run through it: jobs, names, who came, and the hours exported to a spreadsheet.</w:t>
+        <w:t>Grant Dashboard:</w:t>
+      </w:r>
+      <w:r>
+        <w:t xml:space="preserve"> one real grant is in it with its reports and due dates, and one report has been marked done with its proof link.</w:t>
       </w:r>
     </w:p>
     <w:p>
@@ -566,25 +578,15 @@
         <w:rPr>
           <w:b/>
         </w:rPr>
-        <w:t>Grant Dashboard:</w:t>
-      </w:r>
-      <w:r>
-        <w:t xml:space="preserve"> one real grant is in it with its reports and due dates, and one report has been marked done with its proof link.</w:t>
-      </w:r>
-    </w:p>
-    <w:p>
-      <w:pPr>
-        <w:pStyle w:val="ListBullet"/>
-      </w:pPr>
-      <w:r/>
-      <w:r>
-        <w:rPr>
-          <w:b/>
-        </w:rPr>
         <w:t>Grant Radar:</w:t>
       </w:r>
       <w:r>
         <w:t xml:space="preserve"> two leads have been checked against the funder's page, and one has been sent to the Dashboard.</w:t>
+      </w:r>
+    </w:p>
+    <w:p>
+      <w:r>
+        <w:t>Volunteers &amp; Events has its own sentence for phase two: one real event run through it, with jobs, names, who came, and the hours exported to a spreadsheet.</w:t>
       </w:r>
     </w:p>
     <w:p>
@@ -684,7 +686,7 @@
               <w:rPr>
                 <w:sz w:val="18"/>
               </w:rPr>
-              <w:t>Forwards the three program emails, confirms the internal person by week 4, makes the call between the phases</w:t>
+              <w:t>Forwards the two grant emails, confirms the internal person by week 4, makes the call between the phases</w:t>
             </w:r>
           </w:p>
         </w:tc>
@@ -712,7 +714,7 @@
               <w:rPr>
                 <w:sz w:val="18"/>
               </w:rPr>
-              <w:t>The volunteer coordinator</w:t>
+              <w:t>The grants person</w:t>
             </w:r>
           </w:p>
         </w:tc>
@@ -725,7 +727,7 @@
               <w:rPr>
                 <w:sz w:val="18"/>
               </w:rPr>
-              <w:t>Owns Volunteers &amp; Events: uses it for real events, keeps the weekly routine, answers two check-ins</w:t>
+              <w:t>Owns the Grant Dashboard and Grant Radar from week 1: uses them for real grants and leads, keeps the weekly routine, answers two check-ins</w:t>
             </w:r>
           </w:p>
         </w:tc>
@@ -738,7 +740,7 @@
               <w:rPr>
                 <w:sz w:val="18"/>
               </w:rPr>
-              <w:t>15 minutes a week, plus events</w:t>
+              <w:t>15 minutes a week, plus grant work</w:t>
             </w:r>
           </w:p>
         </w:tc>
@@ -753,7 +755,7 @@
               <w:rPr>
                 <w:sz w:val="18"/>
               </w:rPr>
-              <w:t>The grants person</w:t>
+              <w:t>The volunteer coordinator</w:t>
             </w:r>
           </w:p>
         </w:tc>
@@ -766,7 +768,7 @@
               <w:rPr>
                 <w:sz w:val="18"/>
               </w:rPr>
-              <w:t>Owns the Grant Dashboard and Grant Radar: the same, for grants and leads</w:t>
+              <w:t>Owns Volunteers &amp; Events from phase two: the same, for events and volunteers</w:t>
             </w:r>
           </w:p>
         </w:tc>
@@ -779,7 +781,7 @@
               <w:rPr>
                 <w:sz w:val="18"/>
               </w:rPr>
-              <w:t>15 minutes a week, plus grant work</w:t>
+              <w:t>From phase two</w:t>
             </w:r>
           </w:p>
         </w:tc>
@@ -883,7 +885,7 @@
     </w:p>
     <w:p>
       <w:r>
-        <w:t>One program, one owner, one real use at a time. Weeks count from the day the first email goes out.</w:t>
+        <w:t>The grant programs come first, because grants matter most to NAMI right now. One owner, one real use at a time. Weeks count from the day the first email goes out.</w:t>
       </w:r>
     </w:p>
     <w:tbl>
@@ -970,7 +972,7 @@
               <w:rPr>
                 <w:sz w:val="18"/>
               </w:rPr>
-              <w:t>The landing page is turned on, the Grant Dashboard is brought up to date, the volunteer coordinator is invited to Volunteers &amp; Events</w:t>
+              <w:t>The landing page is turned on and the Grant Dashboard is brought up to date. Both done</w:t>
             </w:r>
           </w:p>
         </w:tc>
@@ -1011,7 +1013,7 @@
               <w:rPr>
                 <w:sz w:val="18"/>
               </w:rPr>
-              <w:t>The Volunteers &amp; Events email is forwarded; a 20-minute walkthrough; the coordinator enters the next real event</w:t>
+              <w:t>The Grant Dashboard email is forwarded; a 20-minute walkthrough, setting up one grant on practice grants</w:t>
             </w:r>
           </w:p>
         </w:tc>
@@ -1024,7 +1026,7 @@
               <w:rPr>
                 <w:sz w:val="18"/>
               </w:rPr>
-              <w:t>ED, coordinator, Jesse</w:t>
+              <w:t>ED, grants person, Jesse</w:t>
             </w:r>
           </w:p>
         </w:tc>
@@ -1052,7 +1054,7 @@
               <w:rPr>
                 <w:sz w:val="18"/>
               </w:rPr>
-              <w:t>The Grant Dashboard email is forwarded; a 20-minute walkthrough on practice grants. First check-in at the end of the week</w:t>
+              <w:t>First check-in at the end of the week. The Grant Radar email can be forwarded any time from here</w:t>
             </w:r>
           </w:p>
         </w:tc>
@@ -1065,7 +1067,7 @@
               <w:rPr>
                 <w:sz w:val="18"/>
               </w:rPr>
-              <w:t>ED, grants person, Jesse</w:t>
+              <w:t>Grants person, ED, Jesse</w:t>
             </w:r>
           </w:p>
         </w:tc>
@@ -1093,7 +1095,7 @@
               <w:rPr>
                 <w:sz w:val="18"/>
               </w:rPr>
-              <w:t>The Grant Dashboard takes real grants, if the grants person is comfortable, with a weekly backup. Grant Radar can start any time from here</w:t>
+              <w:t>The Grant Dashboard takes real grants, if the grants person is comfortable, with a weekly backup</w:t>
             </w:r>
           </w:p>
         </w:tc>
@@ -1147,7 +1149,7 @@
               <w:rPr>
                 <w:sz w:val="18"/>
               </w:rPr>
-              <w:t>Owners, ED, Jesse</w:t>
+              <w:t>Grants person, ED, Jesse</w:t>
             </w:r>
           </w:p>
         </w:tc>
@@ -1216,7 +1218,7 @@
               <w:rPr>
                 <w:sz w:val="18"/>
               </w:rPr>
-              <w:t>Phase two, if the answer is yes</w:t>
+              <w:t>Phase two, if the answer is yes, and Volunteers &amp; Events starts with the volunteer coordinator</w:t>
             </w:r>
           </w:p>
         </w:tc>
@@ -1275,10 +1277,10 @@
         <w:rPr>
           <w:b/>
         </w:rPr>
-        <w:t>Volunteers &amp; Events.</w:t>
-      </w:r>
-      <w:r>
-        <w:t xml:space="preserve"> It needs a free Claude account and an invitation, which Jesse sends. That one sign-in is what keeps the volunteer list private. Everyone invited sees the same records, live. Money is recorded here only when it is for an event, such as a sponsor paying for the picnic; NAMI's donor system stays the record of all giving, and the page reminds you to record the gift there too. Food, goods and time can be recorded on their own.</w:t>
+        <w:t>Volunteers &amp; Events, from phase two.</w:t>
+      </w:r>
+      <w:r>
+        <w:t xml:space="preserve"> It is built and waiting. It holds names, phone numbers and emails, so it starts behind NAMI's own sign-in in phase two rather than on today's links. Until then nobody is invited to it. The rules below are the ones it will start with. Everyone invited sees the same records, live. Money is recorded here only when it is for an event, such as a sponsor paying for the picnic; NAMI's donor system stays the record of all giving, and the page reminds you to record the gift there too. Food, goods and time can be recorded on their own.</w:t>
       </w:r>
     </w:p>
     <w:p>
@@ -1375,47 +1377,6 @@
                 <w:sz w:val="18"/>
               </w:rPr>
               <w:t>The bridge in</w:t>
-            </w:r>
-          </w:p>
-        </w:tc>
-      </w:tr>
-      <w:tr>
-        <w:tc>
-          <w:tcPr>
-            <w:tcW w:type="dxa" w:w="3312"/>
-          </w:tcPr>
-          <w:p>
-            <w:r>
-              <w:rPr>
-                <w:sz w:val="18"/>
-              </w:rPr>
-              <w:t>Volunteers &amp; Events</w:t>
-            </w:r>
-          </w:p>
-        </w:tc>
-        <w:tc>
-          <w:tcPr>
-            <w:tcW w:type="dxa" w:w="3312"/>
-          </w:tcPr>
-          <w:p>
-            <w:r>
-              <w:rPr>
-                <w:sz w:val="18"/>
-              </w:rPr>
-              <w:t>the event sign-up sheet and the volunteer-hours spreadsheet</w:t>
-            </w:r>
-          </w:p>
-        </w:tc>
-        <w:tc>
-          <w:tcPr>
-            <w:tcW w:type="dxa" w:w="3312"/>
-          </w:tcPr>
-          <w:p>
-            <w:r>
-              <w:rPr>
-                <w:sz w:val="18"/>
-              </w:rPr>
-              <w:t>Volunteers → Add many at once takes a pasted list</w:t>
             </w:r>
           </w:p>
         </w:tc>
@@ -1502,6 +1463,47 @@
           </w:p>
         </w:tc>
       </w:tr>
+      <w:tr>
+        <w:tc>
+          <w:tcPr>
+            <w:tcW w:type="dxa" w:w="3312"/>
+          </w:tcPr>
+          <w:p>
+            <w:r>
+              <w:rPr>
+                <w:sz w:val="18"/>
+              </w:rPr>
+              <w:t>Volunteers &amp; Events (phase two)</w:t>
+            </w:r>
+          </w:p>
+        </w:tc>
+        <w:tc>
+          <w:tcPr>
+            <w:tcW w:type="dxa" w:w="3312"/>
+          </w:tcPr>
+          <w:p>
+            <w:r>
+              <w:rPr>
+                <w:sz w:val="18"/>
+              </w:rPr>
+              <w:t>the event sign-up sheet and the volunteer-hours spreadsheet</w:t>
+            </w:r>
+          </w:p>
+        </w:tc>
+        <w:tc>
+          <w:tcPr>
+            <w:tcW w:type="dxa" w:w="3312"/>
+          </w:tcPr>
+          <w:p>
+            <w:r>
+              <w:rPr>
+                <w:sz w:val="18"/>
+              </w:rPr>
+              <w:t>Volunteers → Add many at once takes a pasted list</w:t>
+            </w:r>
+          </w:p>
+        </w:tc>
+      </w:tr>
     </w:tbl>
     <w:p/>
     <w:p>
@@ -1543,7 +1545,7 @@
         <w:ind w:left="461" w:hanging="374"/>
       </w:pPr>
       <w:r>
-        <w:t>3.  Enter one real thing together: the next event, the next grant, or one lead.</w:t>
+        <w:t>3.  Enter one real thing together: the next grant, or one lead (in phase two, the next event).</w:t>
       </w:r>
     </w:p>
     <w:p>
@@ -1551,7 +1553,7 @@
         <w:ind w:left="461" w:hanging="374"/>
       </w:pPr>
       <w:r>
-        <w:t>4.  Do the one thing that comes after: mark who came, mark a report done, or check a funder's page.</w:t>
+        <w:t>4.  Do the one thing that comes after: add its reports, check a funder's page, or (in phase two) mark who came.</w:t>
       </w:r>
     </w:p>
     <w:p>
@@ -1593,7 +1595,7 @@
         <w:ind w:left="461" w:hanging="374"/>
       </w:pPr>
       <w:r>
-        <w:t>2.  Mark what happened this week: who came, what was sent, which leads were checked.</w:t>
+        <w:t>2.  Mark what happened this week: what was sent, which leads were checked (in phase two, who came).</w:t>
       </w:r>
     </w:p>
     <w:p>
@@ -1619,7 +1621,7 @@
     </w:p>
     <w:p>
       <w:r>
-        <w:t>Jesse emails each owner three questions at the end of week 2 and week 4:</w:t>
+        <w:t>Jesse emails the grants person three questions at the end of week 2 and week 4:</w:t>
       </w:r>
     </w:p>
     <w:p>
@@ -1702,12 +1704,12 @@
         <w:pStyle w:val="ListBullet"/>
       </w:pPr>
       <w:r>
-        <w:t>Volunteers &amp; Events is behind a sign-in, and only invited people see it.</w:t>
-      </w:r>
-    </w:p>
-    <w:p>
-      <w:r>
-        <w:t>Phase two adds one NAMI sign-in in front of all three, and a locked door, limited to named people, for any future program with private information such as money.</w:t>
+        <w:t>Volunteers &amp; Events waits for phase two, so the volunteer list is never on a public link.</w:t>
+      </w:r>
+    </w:p>
+    <w:p>
+      <w:r>
+        <w:t>Phase two adds one NAMI sign-in in front of all three, and a locked door, limited to named people, for any future program with private information such as money. Volunteers &amp; Events starts behind that sign-in.</w:t>
       </w:r>
     </w:p>
     <w:p>
@@ -1780,47 +1782,6 @@
                 <w:sz w:val="18"/>
               </w:rPr>
               <w:t>What bringing it back does</w:t>
-            </w:r>
-          </w:p>
-        </w:tc>
-      </w:tr>
-      <w:tr>
-        <w:tc>
-          <w:tcPr>
-            <w:tcW w:type="dxa" w:w="3312"/>
-          </w:tcPr>
-          <w:p>
-            <w:r>
-              <w:rPr>
-                <w:sz w:val="18"/>
-              </w:rPr>
-              <w:t>Volunteers &amp; Events</w:t>
-            </w:r>
-          </w:p>
-        </w:tc>
-        <w:tc>
-          <w:tcPr>
-            <w:tcW w:type="dxa" w:w="3312"/>
-          </w:tcPr>
-          <w:p>
-            <w:r>
-              <w:rPr>
-                <w:sz w:val="18"/>
-              </w:rPr>
-              <w:t>More → Backup → Save a backup file</w:t>
-            </w:r>
-          </w:p>
-        </w:tc>
-        <w:tc>
-          <w:tcPr>
-            <w:tcW w:type="dxa" w:w="3312"/>
-          </w:tcPr>
-          <w:p>
-            <w:r>
-              <w:rPr>
-                <w:sz w:val="18"/>
-              </w:rPr>
-              <w:t>Adds what is missing; never removes anything</w:t>
             </w:r>
           </w:p>
         </w:tc>
@@ -1907,6 +1868,47 @@
           </w:p>
         </w:tc>
       </w:tr>
+      <w:tr>
+        <w:tc>
+          <w:tcPr>
+            <w:tcW w:type="dxa" w:w="3312"/>
+          </w:tcPr>
+          <w:p>
+            <w:r>
+              <w:rPr>
+                <w:sz w:val="18"/>
+              </w:rPr>
+              <w:t>Volunteers &amp; Events (phase two)</w:t>
+            </w:r>
+          </w:p>
+        </w:tc>
+        <w:tc>
+          <w:tcPr>
+            <w:tcW w:type="dxa" w:w="3312"/>
+          </w:tcPr>
+          <w:p>
+            <w:r>
+              <w:rPr>
+                <w:sz w:val="18"/>
+              </w:rPr>
+              <w:t>More → Backup → Save a backup file</w:t>
+            </w:r>
+          </w:p>
+        </w:tc>
+        <w:tc>
+          <w:tcPr>
+            <w:tcW w:type="dxa" w:w="3312"/>
+          </w:tcPr>
+          <w:p>
+            <w:r>
+              <w:rPr>
+                <w:sz w:val="18"/>
+              </w:rPr>
+              <w:t>Adds what is missing; never removes anything</w:t>
+            </w:r>
+          </w:p>
+        </w:tc>
+      </w:tr>
     </w:tbl>
     <w:p/>
     <w:p>
@@ -2006,7 +2008,7 @@
               <w:rPr>
                 <w:sz w:val="18"/>
               </w:rPr>
-              <w:t>Events get entered; nobody marks who came; the reports stay empty</w:t>
+              <w:t>A grant gets entered; its reports never do; Home has nothing useful to say</w:t>
             </w:r>
           </w:p>
         </w:tc>
@@ -2306,7 +2308,7 @@
               <w:rPr>
                 <w:sz w:val="18"/>
               </w:rPr>
-              <w:t>Radar on one person's own computer; shared work in Volunteers &amp; Events</w:t>
+              <w:t>Radar on one person's own computer; shared grant work in the Dashboard</w:t>
             </w:r>
           </w:p>
         </w:tc>
@@ -2347,7 +2349,7 @@
               <w:rPr>
                 <w:sz w:val="18"/>
               </w:rPr>
-              <w:t>The privacy rule above; the sign-in on Volunteers &amp; Events; nothing about clients anywhere</w:t>
+              <w:t>The privacy rule above; Volunteers &amp; Events waits for NAMI's sign-in; nothing about clients anywhere</w:t>
             </w:r>
           </w:p>
         </w:tc>
@@ -2461,7 +2463,7 @@
         <w:ind w:left="461" w:hanging="374"/>
       </w:pPr>
       <w:r>
-        <w:t>3.  Jesse builds a shared record store for Volunteers &amp; Events on NAMI's account, about a day of work, and moves Grant Radar and the Grant Dashboard across.</w:t>
+        <w:t>3.  Jesse moves the Grant Dashboard and Grant Radar across, and builds Volunteers &amp; Events its shared record store on NAMI's account, about a day of work.</w:t>
       </w:r>
     </w:p>
     <w:p>
@@ -2477,7 +2479,7 @@
         <w:ind w:left="461" w:hanging="374"/>
       </w:pPr>
       <w:r>
-        <w:t>5.  Jesse updates every link and guide to the new address and sends a fresh set of emails. The old landing page points to the new one.</w:t>
+        <w:t>5.  Volunteers &amp; Events starts with the volunteer coordinator: the same walkthrough, the same weekly routine, the same two check-ins.</w:t>
       </w:r>
     </w:p>
     <w:p>
@@ -2485,7 +2487,7 @@
         <w:ind w:left="461" w:hanging="374"/>
       </w:pPr>
       <w:r>
-        <w:t>6.  Owners bring their phase-one records across with the backup files each program already makes.</w:t>
+        <w:t>6.  Jesse updates every link and guide to the new address and sends a fresh set of emails. The old landing page points to the new one.</w:t>
       </w:r>
     </w:p>
     <w:p>
@@ -2493,7 +2495,15 @@
         <w:ind w:left="461" w:hanging="374"/>
       </w:pPr>
       <w:r>
-        <w:t>7.  Later, and separately, NAMI can connect Microsoft sign-in, reminders by email, or documents on SharePoint.</w:t>
+        <w:t>7.  The grants person brings the phase-one records across with the backup files each program already makes.</w:t>
+      </w:r>
+    </w:p>
+    <w:p>
+      <w:pPr>
+        <w:ind w:left="461" w:hanging="374"/>
+      </w:pPr>
+      <w:r>
+        <w:t>8.  Later, and separately, NAMI can connect Microsoft sign-in, reminders by email, or documents on SharePoint.</w:t>
       </w:r>
     </w:p>
     <w:p>
@@ -2556,7 +2566,7 @@
         <w:t>Sign in, shared:</w:t>
       </w:r>
       <w:r>
-        <w:t xml:space="preserve"> like Volunteers &amp; Events.</w:t>
+        <w:t xml:space="preserve"> for a team's shared records.</w:t>
       </w:r>
     </w:p>
     <w:p>
@@ -2571,7 +2581,7 @@
         <w:t>Sign in with your NAMI email, private:</w:t>
       </w:r>
       <w:r>
-        <w:t xml:space="preserve"> for programs with sensitive information, such as money. Available from phase two.</w:t>
+        <w:t xml:space="preserve"> for programs with sensitive information, such as volunteers' details or money. Available from phase two; Volunteers &amp; Events starts here.</w:t>
       </w:r>
     </w:p>
     <w:p>
@@ -2637,7 +2647,7 @@
         <w:pStyle w:val="ListBullet"/>
       </w:pPr>
       <w:r>
-        <w:t>Turn on the landing page (GitHub Pages). Jesse.</w:t>
+        <w:t>Turn on the landing page (GitHub Pages). Jesse. Done.</w:t>
       </w:r>
     </w:p>
     <w:p>
@@ -2645,7 +2655,7 @@
         <w:pStyle w:val="ListBullet"/>
       </w:pPr>
       <w:r>
-        <w:t>Bring the live Grant Dashboard up to date. Jesse.</w:t>
+        <w:t>Bring the live Grant Dashboard up to date. Jesse. Done.</w:t>
       </w:r>
     </w:p>
     <w:p>
@@ -2653,7 +2663,7 @@
         <w:pStyle w:val="ListBullet"/>
       </w:pPr>
       <w:r>
-        <w:t>Invite the volunteer coordinator to Volunteers &amp; Events. Jesse.</w:t>
+        <w:t>Create the feedback address and switch on the landing page's feedback button. Jesse.</w:t>
       </w:r>
     </w:p>
     <w:p>
@@ -2661,7 +2671,12 @@
         <w:pStyle w:val="ListBullet"/>
       </w:pPr>
       <w:r>
-        <w:t>Create the feedback address and switch on the landing page's feedback button. Jesse.</w:t>
+        <w:t>Fill in the names and phone number in the emails. Jesse.</w:t>
+      </w:r>
+    </w:p>
+    <w:p>
+      <w:r>
+        <w:t>During phase one:</w:t>
       </w:r>
     </w:p>
     <w:p>
@@ -2669,12 +2684,7 @@
         <w:pStyle w:val="ListBullet"/>
       </w:pPr>
       <w:r>
-        <w:t>Fill in the names and phone number in the emails. Jesse.</w:t>
-      </w:r>
-    </w:p>
-    <w:p>
-      <w:r>
-        <w:t>During phase one:</w:t>
+        <w:t>Confirm the internal phase-two person by week 4. The Executive Director.</w:t>
       </w:r>
     </w:p>
     <w:p>
@@ -2682,20 +2692,12 @@
         <w:pStyle w:val="ListBullet"/>
       </w:pPr>
       <w:r>
-        <w:t>Confirm the internal phase-two person by week 4. The Executive Director.</w:t>
-      </w:r>
-    </w:p>
-    <w:p>
-      <w:pPr>
-        <w:pStyle w:val="ListBullet"/>
-      </w:pPr>
-      <w:r>
         <w:t>The first real session with each owner will find things no reading can. Everyone.</w:t>
       </w:r>
     </w:p>
     <w:p>
       <w:r>
-        <w:t>Accepted for phase one, and resolved by phase two: the Grant Dashboard is public and has no sign-in; two programs run under Jesse's accounts; Grant Radar's leads live in one browser; there are no automatic backups; nothing has yet been tried with a screen reader or on a real phone in someone's hand.</w:t>
+        <w:t>Accepted for phase one, and resolved by phase two: the Grant Dashboard is public and has no sign-in; it runs under Jesse's ChatGPT account; Grant Radar's leads live in one browser; there are no automatic backups; nothing has yet been tried with a screen reader or on a real phone in someone's hand.</w:t>
       </w:r>
     </w:p>
     <w:p>
@@ -2754,6 +2756,289 @@
         <w:pStyle w:val="Heading1"/>
       </w:pPr>
       <w:r>
+        <w:t>Grant Dashboard</w:t>
+      </w:r>
+    </w:p>
+    <w:p>
+      <w:r>
+        <w:t>One page · 2026-10-05 · simple-v2</w:t>
+      </w:r>
+    </w:p>
+    <w:p>
+      <w:r>
+        <w:t>The workspace keeps track of your grants, the reports each funder asks for, and when they are due. This is a public test site, so please don't type private details about the people you serve.</w:t>
+      </w:r>
+    </w:p>
+    <w:p>
+      <w:pPr>
+        <w:ind w:left="461" w:hanging="374"/>
+      </w:pPr>
+      <w:r>
+        <w:t xml:space="preserve">1.  </w:t>
+      </w:r>
+      <w:r>
+        <w:rPr>
+          <w:b/>
+        </w:rPr>
+        <w:t>Open it from the NAMI landing page</w:t>
+      </w:r>
+      <w:r>
+        <w:t xml:space="preserve"> (press Open Grant Dashboard) </w:t>
+      </w:r>
+      <w:r>
+        <w:rPr>
+          <w:b/>
+        </w:rPr>
+        <w:t>and follow the welcome.</w:t>
+      </w:r>
+      <w:r>
+        <w:t xml:space="preserve"> Three short steps. Choose </w:t>
+      </w:r>
+      <w:r>
+        <w:rPr>
+          <w:b/>
+        </w:rPr>
+        <w:t>Practice with made-up grants</w:t>
+      </w:r>
+      <w:r>
+        <w:t xml:space="preserve"> to try things safely, or </w:t>
+      </w:r>
+      <w:r>
+        <w:rPr>
+          <w:b/>
+        </w:rPr>
+        <w:t>Add our first grant</w:t>
+      </w:r>
+      <w:r>
+        <w:t>.</w:t>
+      </w:r>
+    </w:p>
+    <w:p>
+      <w:pPr>
+        <w:ind w:left="461" w:hanging="374"/>
+      </w:pPr>
+      <w:r>
+        <w:t xml:space="preserve">2.  </w:t>
+      </w:r>
+      <w:r>
+        <w:rPr>
+          <w:b/>
+        </w:rPr>
+        <w:t>Start on Home.</w:t>
+      </w:r>
+      <w:r>
+        <w:t xml:space="preserve"> </w:t>
+      </w:r>
+      <w:r>
+        <w:rPr>
+          <w:b/>
+        </w:rPr>
+        <w:t>Your next step</w:t>
+      </w:r>
+      <w:r>
+        <w:t xml:space="preserve"> always shows one thing to do, with one button. Below it are your grants and what's coming up.</w:t>
+      </w:r>
+    </w:p>
+    <w:p>
+      <w:pPr>
+        <w:ind w:left="461" w:hanging="374"/>
+      </w:pPr>
+      <w:r>
+        <w:t xml:space="preserve">3.  </w:t>
+      </w:r>
+      <w:r>
+        <w:rPr>
+          <w:b/>
+        </w:rPr>
+        <w:t>Add a grant.</w:t>
+      </w:r>
+      <w:r>
+        <w:t xml:space="preserve"> Press </w:t>
+      </w:r>
+      <w:r>
+        <w:rPr>
+          <w:b/>
+        </w:rPr>
+        <w:t>Add a grant</w:t>
+      </w:r>
+      <w:r>
+        <w:t xml:space="preserve">. Only the name is needed. Press </w:t>
+      </w:r>
+      <w:r>
+        <w:rPr>
+          <w:b/>
+        </w:rPr>
+        <w:t>Save now</w:t>
+      </w:r>
+      <w:r>
+        <w:t xml:space="preserve"> to finish later, or go through the three steps: the basics, what the funder wants to know, and reports with their due dates. A Final report is filled in for you.</w:t>
+      </w:r>
+    </w:p>
+    <w:p>
+      <w:pPr>
+        <w:ind w:left="461" w:hanging="374"/>
+      </w:pPr>
+      <w:r>
+        <w:t xml:space="preserve">4.  </w:t>
+      </w:r>
+      <w:r>
+        <w:rPr>
+          <w:b/>
+        </w:rPr>
+        <w:t>Add a report.</w:t>
+      </w:r>
+      <w:r>
+        <w:t xml:space="preserve"> Open the grant and press </w:t>
+      </w:r>
+      <w:r>
+        <w:rPr>
+          <w:b/>
+        </w:rPr>
+        <w:t>Add a report or due date</w:t>
+      </w:r>
+      <w:r>
+        <w:t>. Give it a name, a date, and who is doing it.</w:t>
+      </w:r>
+    </w:p>
+    <w:p>
+      <w:pPr>
+        <w:ind w:left="461" w:hanging="374"/>
+      </w:pPr>
+      <w:r>
+        <w:t xml:space="preserve">5.  </w:t>
+      </w:r>
+      <w:r>
+        <w:rPr>
+          <w:b/>
+        </w:rPr>
+        <w:t>Mark it done.</w:t>
+      </w:r>
+      <w:r>
+        <w:t xml:space="preserve"> Open it from the To-do list and press </w:t>
+      </w:r>
+      <w:r>
+        <w:rPr>
+          <w:b/>
+        </w:rPr>
+        <w:t>Mark done</w:t>
+      </w:r>
+      <w:r>
+        <w:t>. A funder requirement asks for a link to what you sent; paste it in the box that appears.</w:t>
+      </w:r>
+    </w:p>
+    <w:p>
+      <w:pPr>
+        <w:ind w:left="461" w:hanging="374"/>
+      </w:pPr>
+      <w:r>
+        <w:t xml:space="preserve">6.  </w:t>
+      </w:r>
+      <w:r>
+        <w:rPr>
+          <w:b/>
+        </w:rPr>
+        <w:t>Use the tips.</w:t>
+      </w:r>
+      <w:r>
+        <w:t xml:space="preserve"> Each page has one short tip. Press </w:t>
+      </w:r>
+      <w:r>
+        <w:rPr>
+          <w:b/>
+        </w:rPr>
+        <w:t>Got it</w:t>
+      </w:r>
+      <w:r>
+        <w:t xml:space="preserve"> to put it away, or </w:t>
+      </w:r>
+      <w:r>
+        <w:rPr>
+          <w:b/>
+        </w:rPr>
+        <w:t>Later</w:t>
+      </w:r>
+      <w:r>
+        <w:t xml:space="preserve"> to see it tomorrow.</w:t>
+      </w:r>
+    </w:p>
+    <w:p>
+      <w:pPr>
+        <w:ind w:left="461" w:hanging="374"/>
+      </w:pPr>
+      <w:r>
+        <w:t xml:space="preserve">7.  </w:t>
+      </w:r>
+      <w:r>
+        <w:rPr>
+          <w:b/>
+        </w:rPr>
+        <w:t>Need more?</w:t>
+      </w:r>
+      <w:r>
+        <w:t xml:space="preserve"> </w:t>
+      </w:r>
+      <w:r>
+        <w:rPr>
+          <w:b/>
+        </w:rPr>
+        <w:t>More tools</w:t>
+      </w:r>
+      <w:r>
+        <w:t xml:space="preserve">, at the bottom of the menu, has Money, Problems, Grant Radar, and Settings &amp; backup. </w:t>
+      </w:r>
+      <w:r>
+        <w:rPr>
+          <w:b/>
+        </w:rPr>
+        <w:t>Help</w:t>
+      </w:r>
+      <w:r>
+        <w:t xml:space="preserve"> answers common questions.</w:t>
+      </w:r>
+    </w:p>
+    <w:p>
+      <w:r/>
+      <w:r>
+        <w:rPr>
+          <w:b/>
+        </w:rPr>
+        <w:t>Practice or real:</w:t>
+      </w:r>
+      <w:r>
+        <w:t xml:space="preserve"> use </w:t>
+      </w:r>
+      <w:r>
+        <w:rPr>
+          <w:b/>
+        </w:rPr>
+        <w:t>Showing</w:t>
+      </w:r>
+      <w:r>
+        <w:t xml:space="preserve"> at the top right to switch between Practice grants (made up) and Our grants. They are kept separate.</w:t>
+      </w:r>
+    </w:p>
+    <w:p>
+      <w:r/>
+      <w:r>
+        <w:rPr>
+          <w:b/>
+        </w:rPr>
+        <w:t>Full manual:</w:t>
+      </w:r>
+      <w:r>
+        <w:t xml:space="preserve"> open Help, then Full user manual.</w:t>
+      </w:r>
+    </w:p>
+    <w:p>
+      <w:r>
+        <w:br w:type="page"/>
+      </w:r>
+    </w:p>
+    <w:p>
+      <w:pPr>
+        <w:pStyle w:val="Heading1"/>
+      </w:pPr>
+      <w:r>
         <w:t>Grant Radar</w:t>
       </w:r>
     </w:p>
@@ -2915,289 +3200,6 @@
         <w:t>Use public information only. Do not enter client, donor, staff or financial details.</w:t>
       </w:r>
       <w:r/>
-    </w:p>
-    <w:p>
-      <w:r>
-        <w:br w:type="page"/>
-      </w:r>
-    </w:p>
-    <w:p>
-      <w:pPr>
-        <w:pStyle w:val="Heading1"/>
-      </w:pPr>
-      <w:r>
-        <w:t>Grant Dashboard</w:t>
-      </w:r>
-    </w:p>
-    <w:p>
-      <w:r>
-        <w:t>One page · 2026-10-05 · simple-v2</w:t>
-      </w:r>
-    </w:p>
-    <w:p>
-      <w:r>
-        <w:t>The workspace keeps track of your grants, the reports each funder asks for, and when they are due. This is a public test site, so please don't type private details about the people you serve.</w:t>
-      </w:r>
-    </w:p>
-    <w:p>
-      <w:pPr>
-        <w:ind w:left="461" w:hanging="374"/>
-      </w:pPr>
-      <w:r>
-        <w:t xml:space="preserve">1.  </w:t>
-      </w:r>
-      <w:r>
-        <w:rPr>
-          <w:b/>
-        </w:rPr>
-        <w:t>Open it from the NAMI landing page</w:t>
-      </w:r>
-      <w:r>
-        <w:t xml:space="preserve"> (press Open Grant Dashboard) </w:t>
-      </w:r>
-      <w:r>
-        <w:rPr>
-          <w:b/>
-        </w:rPr>
-        <w:t>and follow the welcome.</w:t>
-      </w:r>
-      <w:r>
-        <w:t xml:space="preserve"> Three short steps. Choose </w:t>
-      </w:r>
-      <w:r>
-        <w:rPr>
-          <w:b/>
-        </w:rPr>
-        <w:t>Practice with made-up grants</w:t>
-      </w:r>
-      <w:r>
-        <w:t xml:space="preserve"> to try things safely, or </w:t>
-      </w:r>
-      <w:r>
-        <w:rPr>
-          <w:b/>
-        </w:rPr>
-        <w:t>Add our first grant</w:t>
-      </w:r>
-      <w:r>
-        <w:t>.</w:t>
-      </w:r>
-    </w:p>
-    <w:p>
-      <w:pPr>
-        <w:ind w:left="461" w:hanging="374"/>
-      </w:pPr>
-      <w:r>
-        <w:t xml:space="preserve">2.  </w:t>
-      </w:r>
-      <w:r>
-        <w:rPr>
-          <w:b/>
-        </w:rPr>
-        <w:t>Start on Home.</w:t>
-      </w:r>
-      <w:r>
-        <w:t xml:space="preserve"> </w:t>
-      </w:r>
-      <w:r>
-        <w:rPr>
-          <w:b/>
-        </w:rPr>
-        <w:t>Your next step</w:t>
-      </w:r>
-      <w:r>
-        <w:t xml:space="preserve"> always shows one thing to do, with one button. Below it are your grants and what's coming up.</w:t>
-      </w:r>
-    </w:p>
-    <w:p>
-      <w:pPr>
-        <w:ind w:left="461" w:hanging="374"/>
-      </w:pPr>
-      <w:r>
-        <w:t xml:space="preserve">3.  </w:t>
-      </w:r>
-      <w:r>
-        <w:rPr>
-          <w:b/>
-        </w:rPr>
-        <w:t>Add a grant.</w:t>
-      </w:r>
-      <w:r>
-        <w:t xml:space="preserve"> Press </w:t>
-      </w:r>
-      <w:r>
-        <w:rPr>
-          <w:b/>
-        </w:rPr>
-        <w:t>Add a grant</w:t>
-      </w:r>
-      <w:r>
-        <w:t xml:space="preserve">. Only the name is needed. Press </w:t>
-      </w:r>
-      <w:r>
-        <w:rPr>
-          <w:b/>
-        </w:rPr>
-        <w:t>Save now</w:t>
-      </w:r>
-      <w:r>
-        <w:t xml:space="preserve"> to finish later, or go through the three steps: the basics, what the funder wants to know, and reports with their due dates. A Final report is filled in for you.</w:t>
-      </w:r>
-    </w:p>
-    <w:p>
-      <w:pPr>
-        <w:ind w:left="461" w:hanging="374"/>
-      </w:pPr>
-      <w:r>
-        <w:t xml:space="preserve">4.  </w:t>
-      </w:r>
-      <w:r>
-        <w:rPr>
-          <w:b/>
-        </w:rPr>
-        <w:t>Add a report.</w:t>
-      </w:r>
-      <w:r>
-        <w:t xml:space="preserve"> Open the grant and press </w:t>
-      </w:r>
-      <w:r>
-        <w:rPr>
-          <w:b/>
-        </w:rPr>
-        <w:t>Add a report or due date</w:t>
-      </w:r>
-      <w:r>
-        <w:t>. Give it a name, a date, and who is doing it.</w:t>
-      </w:r>
-    </w:p>
-    <w:p>
-      <w:pPr>
-        <w:ind w:left="461" w:hanging="374"/>
-      </w:pPr>
-      <w:r>
-        <w:t xml:space="preserve">5.  </w:t>
-      </w:r>
-      <w:r>
-        <w:rPr>
-          <w:b/>
-        </w:rPr>
-        <w:t>Mark it done.</w:t>
-      </w:r>
-      <w:r>
-        <w:t xml:space="preserve"> Open it from the To-do list and press </w:t>
-      </w:r>
-      <w:r>
-        <w:rPr>
-          <w:b/>
-        </w:rPr>
-        <w:t>Mark done</w:t>
-      </w:r>
-      <w:r>
-        <w:t>. A funder requirement asks for a link to what you sent; paste it in the box that appears.</w:t>
-      </w:r>
-    </w:p>
-    <w:p>
-      <w:pPr>
-        <w:ind w:left="461" w:hanging="374"/>
-      </w:pPr>
-      <w:r>
-        <w:t xml:space="preserve">6.  </w:t>
-      </w:r>
-      <w:r>
-        <w:rPr>
-          <w:b/>
-        </w:rPr>
-        <w:t>Use the tips.</w:t>
-      </w:r>
-      <w:r>
-        <w:t xml:space="preserve"> Each page has one short tip. Press </w:t>
-      </w:r>
-      <w:r>
-        <w:rPr>
-          <w:b/>
-        </w:rPr>
-        <w:t>Got it</w:t>
-      </w:r>
-      <w:r>
-        <w:t xml:space="preserve"> to put it away, or </w:t>
-      </w:r>
-      <w:r>
-        <w:rPr>
-          <w:b/>
-        </w:rPr>
-        <w:t>Later</w:t>
-      </w:r>
-      <w:r>
-        <w:t xml:space="preserve"> to see it tomorrow.</w:t>
-      </w:r>
-    </w:p>
-    <w:p>
-      <w:pPr>
-        <w:ind w:left="461" w:hanging="374"/>
-      </w:pPr>
-      <w:r>
-        <w:t xml:space="preserve">7.  </w:t>
-      </w:r>
-      <w:r>
-        <w:rPr>
-          <w:b/>
-        </w:rPr>
-        <w:t>Need more?</w:t>
-      </w:r>
-      <w:r>
-        <w:t xml:space="preserve"> </w:t>
-      </w:r>
-      <w:r>
-        <w:rPr>
-          <w:b/>
-        </w:rPr>
-        <w:t>More tools</w:t>
-      </w:r>
-      <w:r>
-        <w:t xml:space="preserve">, at the bottom of the menu, has Money, Problems, Grant Radar, and Settings &amp; backup. </w:t>
-      </w:r>
-      <w:r>
-        <w:rPr>
-          <w:b/>
-        </w:rPr>
-        <w:t>Help</w:t>
-      </w:r>
-      <w:r>
-        <w:t xml:space="preserve"> answers common questions.</w:t>
-      </w:r>
-    </w:p>
-    <w:p>
-      <w:r/>
-      <w:r>
-        <w:rPr>
-          <w:b/>
-        </w:rPr>
-        <w:t>Practice or real:</w:t>
-      </w:r>
-      <w:r>
-        <w:t xml:space="preserve"> use </w:t>
-      </w:r>
-      <w:r>
-        <w:rPr>
-          <w:b/>
-        </w:rPr>
-        <w:t>Showing</w:t>
-      </w:r>
-      <w:r>
-        <w:t xml:space="preserve"> at the top right to switch between Practice grants (made up) and Our grants. They are kept separate.</w:t>
-      </w:r>
-    </w:p>
-    <w:p>
-      <w:r/>
-      <w:r>
-        <w:rPr>
-          <w:b/>
-        </w:rPr>
-        <w:t>Full manual:</w:t>
-      </w:r>
-      <w:r>
-        <w:t xml:space="preserve"> open Help, then Full user manual.</w:t>
-      </w:r>
     </w:p>
     <w:p>
       <w:r>
@@ -3868,8 +3870,1192 @@
         <w:pStyle w:val="Heading1"/>
       </w:pPr>
       <w:r>
+        <w:t>Grant Dashboard</w:t>
+      </w:r>
+    </w:p>
+    <w:p>
+      <w:r>
+        <w:t>Revision date: 2026-10-05. Release: simple-v2, the simple, step-by-step version. Part 1 is for everyone who uses the workspace. Part 2 is for the person who looks after it.</w:t>
+      </w:r>
+    </w:p>
+    <w:p>
+      <w:r>
+        <w:t>The workspace keeps track of each grant, the reports and other things each funder asks for, and when they are due. It shows one next step at a time. You don't need to learn it all at once: short tips appear on each page as you go.</w:t>
+      </w:r>
+    </w:p>
+    <w:p>
+      <w:r/>
+      <w:r>
+        <w:rPr>
+          <w:b/>
+        </w:rPr>
+        <w:t>Please note:</w:t>
+      </w:r>
+      <w:r>
+        <w:t xml:space="preserve"> this is a public test site with no sign-in. Don't type private details about the people you serve.</w:t>
+      </w:r>
+    </w:p>
+    <w:p>
+      <w:pPr>
+        <w:pStyle w:val="Heading2"/>
+      </w:pPr>
+      <w:r>
+        <w:t>Part 1: Using the workspace</w:t>
+      </w:r>
+    </w:p>
+    <w:p>
+      <w:pPr>
+        <w:pStyle w:val="Heading2"/>
+      </w:pPr>
+      <w:r>
+        <w:t>Your first visit</w:t>
+      </w:r>
+    </w:p>
+    <w:p>
+      <w:r>
+        <w:t xml:space="preserve">Open the NAMI landing page and press </w:t>
+      </w:r>
+      <w:r>
+        <w:rPr>
+          <w:b/>
+        </w:rPr>
+        <w:t>Open Grant Dashboard</w:t>
+      </w:r>
+      <w:r>
+        <w:t>. A short welcome appears the first time you open the workspace. It has three steps. Press Next to move on, or Skip at any time.</w:t>
+      </w:r>
+    </w:p>
+    <w:p>
+      <w:r>
+        <w:t>On the last step, choose where to start:</w:t>
+      </w:r>
+    </w:p>
+    <w:p>
+      <w:pPr>
+        <w:pStyle w:val="ListBullet"/>
+      </w:pPr>
+      <w:r/>
+      <w:r>
+        <w:rPr>
+          <w:b/>
+        </w:rPr>
+        <w:t>Practice with made-up grants</w:t>
+      </w:r>
+      <w:r>
+        <w:t xml:space="preserve"> loads a few practice grants. Nothing in them is real, so you can try anything.</w:t>
+      </w:r>
+    </w:p>
+    <w:p>
+      <w:pPr>
+        <w:pStyle w:val="ListBullet"/>
+      </w:pPr>
+      <w:r/>
+      <w:r>
+        <w:rPr>
+          <w:b/>
+        </w:rPr>
+        <w:t>Add our first grant</w:t>
+      </w:r>
+      <w:r>
+        <w:t xml:space="preserve"> opens the form for one of your real grants.</w:t>
+      </w:r>
+    </w:p>
+    <w:p>
+      <w:r>
+        <w:t>To see the welcome again, open Help and press Show the welcome again.</w:t>
+      </w:r>
+    </w:p>
+    <w:p>
+      <w:pPr>
+        <w:pStyle w:val="Heading2"/>
+      </w:pPr>
+      <w:r>
+        <w:t>Finding your way around</w:t>
+      </w:r>
+    </w:p>
+    <w:p>
+      <w:r>
+        <w:t>The menu on the left has four pages:</w:t>
+      </w:r>
+    </w:p>
+    <w:p>
+      <w:pPr>
+        <w:pStyle w:val="ListBullet"/>
+      </w:pPr>
+      <w:r/>
+      <w:r>
+        <w:rPr>
+          <w:b/>
+        </w:rPr>
+        <w:t>Home</w:t>
+      </w:r>
+      <w:r>
+        <w:t xml:space="preserve"> shows your next step, your grants, and what is coming up.</w:t>
+      </w:r>
+    </w:p>
+    <w:p>
+      <w:pPr>
+        <w:pStyle w:val="ListBullet"/>
+      </w:pPr>
+      <w:r/>
+      <w:r>
+        <w:rPr>
+          <w:b/>
+        </w:rPr>
+        <w:t>Grants</w:t>
+      </w:r>
+      <w:r>
+        <w:t xml:space="preserve"> has one card for each grant.</w:t>
+      </w:r>
+    </w:p>
+    <w:p>
+      <w:pPr>
+        <w:pStyle w:val="ListBullet"/>
+      </w:pPr>
+      <w:r/>
+      <w:r>
+        <w:rPr>
+          <w:b/>
+        </w:rPr>
+        <w:t>To-do list</w:t>
+      </w:r>
+      <w:r>
+        <w:t xml:space="preserve"> has every report and staff task with a date, soonest first.</w:t>
+      </w:r>
+    </w:p>
+    <w:p>
+      <w:pPr>
+        <w:pStyle w:val="ListBullet"/>
+      </w:pPr>
+      <w:r/>
+      <w:r>
+        <w:rPr>
+          <w:b/>
+        </w:rPr>
+        <w:t>Help</w:t>
+      </w:r>
+      <w:r>
+        <w:t xml:space="preserve"> answers common questions.</w:t>
+      </w:r>
+    </w:p>
+    <w:p>
+      <w:r>
+        <w:t xml:space="preserve">At the bottom of the menu, </w:t>
+      </w:r>
+      <w:r>
+        <w:rPr>
+          <w:b/>
+        </w:rPr>
+        <w:t>More tools</w:t>
+      </w:r>
+      <w:r>
+        <w:t xml:space="preserve"> opens the pages most people don't need day to day: Money, Reports &amp; proof, Staff tasks, Problems, Grant Radar, Recent changes, and Settings &amp; backup. Press Fewer tools to put them away again. The workspace remembers your choice in this browser.</w:t>
+      </w:r>
+    </w:p>
+    <w:p>
+      <w:r>
+        <w:t xml:space="preserve">At the top right, </w:t>
+      </w:r>
+      <w:r>
+        <w:rPr>
+          <w:b/>
+        </w:rPr>
+        <w:t>Showing</w:t>
+      </w:r>
+      <w:r>
+        <w:t xml:space="preserve"> switches between </w:t>
+      </w:r>
+      <w:r>
+        <w:rPr>
+          <w:b/>
+        </w:rPr>
+        <w:t>Practice grants (made up)</w:t>
+      </w:r>
+      <w:r>
+        <w:t xml:space="preserve"> and </w:t>
+      </w:r>
+      <w:r>
+        <w:rPr>
+          <w:b/>
+        </w:rPr>
+        <w:t>Our grants</w:t>
+      </w:r>
+      <w:r>
+        <w:t>. The two are kept separate. Once your organization has real grants, the workspace opens on Our grants.</w:t>
+      </w:r>
+    </w:p>
+    <w:p>
+      <w:pPr>
+        <w:pStyle w:val="Heading2"/>
+      </w:pPr>
+      <w:r>
+        <w:t>Tips as you go</w:t>
+      </w:r>
+    </w:p>
+    <w:p>
+      <w:r>
+        <w:t xml:space="preserve">Each page has one short tip in a pale yellow box. Press </w:t>
+      </w:r>
+      <w:r>
+        <w:rPr>
+          <w:b/>
+        </w:rPr>
+        <w:t>Got it</w:t>
+      </w:r>
+      <w:r>
+        <w:t xml:space="preserve"> to put it away for good, or </w:t>
+      </w:r>
+      <w:r>
+        <w:rPr>
+          <w:b/>
+        </w:rPr>
+        <w:t>Later</w:t>
+      </w:r>
+      <w:r>
+        <w:t xml:space="preserve"> to see it again tomorrow. To bring every tip back, open Help and press Show tips again.</w:t>
+      </w:r>
+    </w:p>
+    <w:p>
+      <w:r>
+        <w:t>After you save something, a short line at the top tells you where it went, for example "Saved to the To-do list and to Riverside Foundation grant." It goes away by itself.</w:t>
+      </w:r>
+    </w:p>
+    <w:p>
+      <w:pPr>
+        <w:pStyle w:val="Heading2"/>
+      </w:pPr>
+      <w:r>
+        <w:t>Your next step</w:t>
+      </w:r>
+    </w:p>
+    <w:p>
+      <w:r>
+        <w:t xml:space="preserve">Home always opens on </w:t>
+      </w:r>
+      <w:r>
+        <w:rPr>
+          <w:b/>
+        </w:rPr>
+        <w:t>Your next step</w:t>
+      </w:r>
+      <w:r>
+        <w:t>: one thing to do now, with one button.</w:t>
+      </w:r>
+    </w:p>
+    <w:p>
+      <w:pPr>
+        <w:pStyle w:val="ListBullet"/>
+      </w:pPr>
+      <w:r>
+        <w:t xml:space="preserve">If you have no grants yet, it offers </w:t>
+      </w:r>
+      <w:r>
+        <w:rPr>
+          <w:b/>
+        </w:rPr>
+        <w:t>Add a grant</w:t>
+      </w:r>
+      <w:r>
+        <w:t>.</w:t>
+      </w:r>
+    </w:p>
+    <w:p>
+      <w:pPr>
+        <w:pStyle w:val="ListBullet"/>
+      </w:pPr>
+      <w:r>
+        <w:t xml:space="preserve">If something's date has passed, or is coming up in the next two weeks, it names that item. Press </w:t>
+      </w:r>
+      <w:r>
+        <w:rPr>
+          <w:b/>
+        </w:rPr>
+        <w:t>Open it</w:t>
+      </w:r>
+      <w:r>
+        <w:t>.</w:t>
+      </w:r>
+    </w:p>
+    <w:p>
+      <w:pPr>
+        <w:pStyle w:val="ListBullet"/>
+      </w:pPr>
+      <w:r>
+        <w:t>If a grant has no reports yet, it offers to add one.</w:t>
+      </w:r>
+    </w:p>
+    <w:p>
+      <w:pPr>
+        <w:pStyle w:val="ListBullet"/>
+      </w:pPr>
+      <w:r>
+        <w:t>Otherwise it says you're all caught up.</w:t>
+      </w:r>
+    </w:p>
+    <w:p>
+      <w:r>
+        <w:t xml:space="preserve">Below it are your grant cards, then </w:t>
+      </w:r>
+      <w:r>
+        <w:rPr>
+          <w:b/>
+        </w:rPr>
+        <w:t>Coming up</w:t>
+      </w:r>
+      <w:r>
+        <w:t>: items with a date in the next two weeks or a date that has passed, anything stuck, and any problem noted.</w:t>
+      </w:r>
+    </w:p>
+    <w:p>
+      <w:pPr>
+        <w:pStyle w:val="Heading2"/>
+      </w:pPr>
+      <w:r>
+        <w:t>Add a grant</w:t>
+      </w:r>
+    </w:p>
+    <w:p>
+      <w:r>
+        <w:t xml:space="preserve">Press </w:t>
+      </w:r>
+      <w:r>
+        <w:rPr>
+          <w:b/>
+        </w:rPr>
+        <w:t>Add a grant</w:t>
+      </w:r>
+      <w:r>
+        <w:t xml:space="preserve"> at the top of Home or Grants. There are three short steps. The dots at the top show where you are.</w:t>
+      </w:r>
+    </w:p>
+    <w:p>
+      <w:pPr>
+        <w:ind w:left="461" w:hanging="374"/>
+      </w:pPr>
+      <w:r>
+        <w:t xml:space="preserve">1.  </w:t>
+      </w:r>
+      <w:r>
+        <w:rPr>
+          <w:b/>
+        </w:rPr>
+        <w:t>The basics.</w:t>
+      </w:r>
+      <w:r>
+        <w:t xml:space="preserve"> Only the grant's name is needed. You can also add who gave it, the amount, the end date, and who is in charge. More details (optional) holds the award date, start date, status, a link to the award letter, and notes.</w:t>
+      </w:r>
+    </w:p>
+    <w:p>
+      <w:pPr>
+        <w:ind w:left="461" w:hanging="374"/>
+      </w:pPr>
+      <w:r>
+        <w:t xml:space="preserve">2.  </w:t>
+      </w:r>
+      <w:r>
+        <w:rPr>
+          <w:b/>
+        </w:rPr>
+        <w:t>What the funder wants to know.</w:t>
+      </w:r>
+      <w:r>
+        <w:t xml:space="preserve"> Tick what this funder asks you to report: numbers and outcomes, ZIP codes served, where the money went, or stories and photos. Only the ticked sections appear. Unticking hides a section but keeps anything already typed.</w:t>
+      </w:r>
+    </w:p>
+    <w:p>
+      <w:pPr>
+        <w:ind w:left="461" w:hanging="374"/>
+      </w:pPr>
+      <w:r>
+        <w:t xml:space="preserve">3.  </w:t>
+      </w:r>
+      <w:r>
+        <w:rPr>
+          <w:b/>
+        </w:rPr>
+        <w:t>Reports &amp; due dates.</w:t>
+      </w:r>
+      <w:r>
+        <w:t xml:space="preserve"> A </w:t>
+      </w:r>
+      <w:r>
+        <w:rPr>
+          <w:b/>
+        </w:rPr>
+        <w:t>Final report</w:t>
+      </w:r>
+      <w:r>
+        <w:t xml:space="preserve"> is already filled in, due when the grant ends. Change it, remove it, or press Add another report.</w:t>
+      </w:r>
+    </w:p>
+    <w:p>
+      <w:r>
+        <w:t xml:space="preserve">Press </w:t>
+      </w:r>
+      <w:r>
+        <w:rPr>
+          <w:b/>
+        </w:rPr>
+        <w:t>Save now</w:t>
+      </w:r>
+      <w:r>
+        <w:t xml:space="preserve"> on any step to save what you have and finish later. Press </w:t>
+      </w:r>
+      <w:r>
+        <w:rPr>
+          <w:b/>
+        </w:rPr>
+        <w:t>Save grant</w:t>
+      </w:r>
+      <w:r>
+        <w:t xml:space="preserve"> on the last step. </w:t>
+      </w:r>
+      <w:r>
+        <w:rPr>
+          <w:b/>
+        </w:rPr>
+        <w:t>Back</w:t>
+      </w:r>
+      <w:r>
+        <w:t xml:space="preserve"> returns to an earlier step, and </w:t>
+      </w:r>
+      <w:r>
+        <w:rPr>
+          <w:b/>
+        </w:rPr>
+        <w:t>Cancel</w:t>
+      </w:r>
+      <w:r>
+        <w:t xml:space="preserve"> closes without saving.</w:t>
+      </w:r>
+    </w:p>
+    <w:p>
+      <w:r>
+        <w:t xml:space="preserve">To try it with made-up numbers, choose Practice grants and press </w:t>
+      </w:r>
+      <w:r>
+        <w:rPr>
+          <w:b/>
+        </w:rPr>
+        <w:t>Try a $5,000 practice grant</w:t>
+      </w:r>
+      <w:r>
+        <w:t xml:space="preserve"> on Home.</w:t>
+      </w:r>
+    </w:p>
+    <w:p>
+      <w:pPr>
+        <w:pStyle w:val="Heading2"/>
+      </w:pPr>
+      <w:r>
+        <w:t>Look at a grant</w:t>
+      </w:r>
+    </w:p>
+    <w:p>
+      <w:r>
+        <w:t>Click a grant card to open it. The page shows:</w:t>
+      </w:r>
+    </w:p>
+    <w:p>
+      <w:pPr>
+        <w:pStyle w:val="ListBullet"/>
+      </w:pPr>
+      <w:r/>
+      <w:r>
+        <w:rPr>
+          <w:b/>
+        </w:rPr>
+        <w:t>At a glance:</w:t>
+      </w:r>
+      <w:r>
+        <w:t xml:space="preserve"> the award, end date, who is in charge, and the last check-in if one was recorded.</w:t>
+      </w:r>
+    </w:p>
+    <w:p>
+      <w:pPr>
+        <w:pStyle w:val="ListBullet"/>
+      </w:pPr>
+      <w:r/>
+      <w:r>
+        <w:rPr>
+          <w:b/>
+        </w:rPr>
+        <w:t>Reports &amp; due dates:</w:t>
+      </w:r>
+      <w:r>
+        <w:t xml:space="preserve"> everything linked to the grant that isn't finished yet, soonest first. Finished items are under </w:t>
+      </w:r>
+      <w:r>
+        <w:rPr>
+          <w:b/>
+        </w:rPr>
+        <w:t>Finished</w:t>
+      </w:r>
+      <w:r>
+        <w:t>.</w:t>
+      </w:r>
+    </w:p>
+    <w:p>
+      <w:pPr>
+        <w:pStyle w:val="ListBullet"/>
+      </w:pPr>
+      <w:r/>
+      <w:r>
+        <w:rPr>
+          <w:b/>
+        </w:rPr>
+        <w:t>What you collect:</w:t>
+      </w:r>
+      <w:r>
+        <w:t xml:space="preserve"> each measure, what has been recorded so far, and the goal if there is one.</w:t>
+      </w:r>
+    </w:p>
+    <w:p>
+      <w:pPr>
+        <w:pStyle w:val="ListBullet"/>
+      </w:pPr>
+      <w:r>
+        <w:t>ZIP codes, payments, and stories, if any were added.</w:t>
+      </w:r>
+    </w:p>
+    <w:p>
+      <w:r>
+        <w:t xml:space="preserve">Press </w:t>
+      </w:r>
+      <w:r>
+        <w:rPr>
+          <w:b/>
+        </w:rPr>
+        <w:t>Edit grant</w:t>
+      </w:r>
+      <w:r>
+        <w:t xml:space="preserve"> to change any of it. It opens the same three steps.</w:t>
+      </w:r>
+    </w:p>
+    <w:p>
+      <w:pPr>
+        <w:pStyle w:val="Heading2"/>
+      </w:pPr>
+      <w:r>
+        <w:t>Add a report or due date</w:t>
+      </w:r>
+    </w:p>
+    <w:p>
+      <w:r>
+        <w:t xml:space="preserve">Open the grant and press </w:t>
+      </w:r>
+      <w:r>
+        <w:rPr>
+          <w:b/>
+        </w:rPr>
+        <w:t>Add a report or due date</w:t>
+      </w:r>
+      <w:r>
+        <w:t>. You can also press the same button at the top of the To-do list.</w:t>
+      </w:r>
+    </w:p>
+    <w:p>
+      <w:r>
+        <w:t xml:space="preserve">The form asks four things: what the funder needs, which grant it is for, the due date, and who is doing it. Only the first is required. </w:t>
+      </w:r>
+      <w:r>
+        <w:rPr>
+          <w:b/>
+        </w:rPr>
+        <w:t>More options</w:t>
+      </w:r>
+      <w:r>
+        <w:t xml:space="preserve"> holds the status, a link to a document, notes, and </w:t>
+      </w:r>
+      <w:r>
+        <w:rPr>
+          <w:b/>
+        </w:rPr>
+        <w:t>Waits for</w:t>
+      </w:r>
+      <w:r>
+        <w:t>: another item that has to be done first.</w:t>
+      </w:r>
+    </w:p>
+    <w:p>
+      <w:r/>
+      <w:r>
+        <w:rPr>
+          <w:b/>
+        </w:rPr>
+        <w:t>Add a staff task</w:t>
+      </w:r>
+      <w:r>
+        <w:t xml:space="preserve"> works the same way. A staff task is your team's own work. Finishing a task doesn't finish the funder's report it helps with.</w:t>
+      </w:r>
+    </w:p>
+    <w:p>
+      <w:pPr>
+        <w:pStyle w:val="Heading2"/>
+      </w:pPr>
+      <w:r>
+        <w:t>Mark something done</w:t>
+      </w:r>
+    </w:p>
+    <w:p>
+      <w:r>
+        <w:t xml:space="preserve">Open the item from Home or the To-do list and press </w:t>
+      </w:r>
+      <w:r>
+        <w:rPr>
+          <w:b/>
+        </w:rPr>
+        <w:t>Mark done</w:t>
+      </w:r>
+      <w:r>
+        <w:t>.</w:t>
+      </w:r>
+    </w:p>
+    <w:p>
+      <w:r>
+        <w:t xml:space="preserve">A funder requirement needs a link to what you sent, such as an email, a file on the shared drive, or a web page. If there's no link yet, a box appears. Paste the link and press </w:t>
+      </w:r>
+      <w:r>
+        <w:rPr>
+          <w:b/>
+        </w:rPr>
+        <w:t>Save link and mark done</w:t>
+      </w:r>
+      <w:r>
+        <w:t>.</w:t>
+      </w:r>
+    </w:p>
+    <w:p>
+      <w:r>
+        <w:t>If the item waits for something else, finish that first. The item it waits for is shown on the right.</w:t>
+      </w:r>
+    </w:p>
+    <w:p>
+      <w:r>
+        <w:t xml:space="preserve">Finished items stay in the workspace. On the To-do list, tick </w:t>
+      </w:r>
+      <w:r>
+        <w:rPr>
+          <w:b/>
+        </w:rPr>
+        <w:t>Show finished</w:t>
+      </w:r>
+      <w:r>
+        <w:t xml:space="preserve"> to see them.</w:t>
+      </w:r>
+    </w:p>
+    <w:p>
+      <w:pPr>
+        <w:pStyle w:val="Heading2"/>
+      </w:pPr>
+      <w:r>
+        <w:t>What the words mean</w:t>
+      </w:r>
+    </w:p>
+    <w:p>
+      <w:pPr>
+        <w:pStyle w:val="ListBullet"/>
+      </w:pPr>
+      <w:r/>
+      <w:r>
+        <w:rPr>
+          <w:b/>
+        </w:rPr>
+        <w:t>Due soon:</w:t>
+      </w:r>
+      <w:r>
+        <w:t xml:space="preserve"> due in the next two weeks.</w:t>
+      </w:r>
+    </w:p>
+    <w:p>
+      <w:pPr>
+        <w:pStyle w:val="ListBullet"/>
+      </w:pPr>
+      <w:r/>
+      <w:r>
+        <w:rPr>
+          <w:b/>
+        </w:rPr>
+        <w:t>Date has passed:</w:t>
+      </w:r>
+      <w:r>
+        <w:t xml:space="preserve"> the due date is behind us. Open it to finish it or to change the date.</w:t>
+      </w:r>
+    </w:p>
+    <w:p>
+      <w:pPr>
+        <w:pStyle w:val="ListBullet"/>
+      </w:pPr>
+      <w:r/>
+      <w:r>
+        <w:rPr>
+          <w:b/>
+        </w:rPr>
+        <w:t>Coming up:</w:t>
+      </w:r>
+      <w:r>
+        <w:t xml:space="preserve"> due later than two weeks from now.</w:t>
+      </w:r>
+    </w:p>
+    <w:p>
+      <w:pPr>
+        <w:pStyle w:val="ListBullet"/>
+      </w:pPr>
+      <w:r/>
+      <w:r>
+        <w:rPr>
+          <w:b/>
+        </w:rPr>
+        <w:t>No date yet:</w:t>
+      </w:r>
+      <w:r>
+        <w:t xml:space="preserve"> nothing has been set.</w:t>
+      </w:r>
+    </w:p>
+    <w:p>
+      <w:pPr>
+        <w:pStyle w:val="ListBullet"/>
+      </w:pPr>
+      <w:r/>
+      <w:r>
+        <w:rPr>
+          <w:b/>
+        </w:rPr>
+        <w:t>Stuck:</w:t>
+      </w:r>
+      <w:r>
+        <w:t xml:space="preserve"> someone marked it as blocked.</w:t>
+      </w:r>
+    </w:p>
+    <w:p>
+      <w:pPr>
+        <w:pStyle w:val="ListBullet"/>
+      </w:pPr>
+      <w:r/>
+      <w:r>
+        <w:rPr>
+          <w:b/>
+        </w:rPr>
+        <w:t>Waiting on another item:</w:t>
+      </w:r>
+      <w:r>
+        <w:t xml:space="preserve"> something it waits for isn't finished.</w:t>
+      </w:r>
+    </w:p>
+    <w:p>
+      <w:pPr>
+        <w:pStyle w:val="ListBullet"/>
+      </w:pPr>
+      <w:r/>
+      <w:r>
+        <w:rPr>
+          <w:b/>
+        </w:rPr>
+        <w:t>No proof link yet:</w:t>
+      </w:r>
+      <w:r>
+        <w:t xml:space="preserve"> a funder requirement doesn't have its link to what was sent.</w:t>
+      </w:r>
+    </w:p>
+    <w:p>
+      <w:pPr>
+        <w:pStyle w:val="ListBullet"/>
+      </w:pPr>
+      <w:r/>
+      <w:r>
+        <w:rPr>
+          <w:b/>
+        </w:rPr>
+        <w:t>Something is waiting</w:t>
+      </w:r>
+      <w:r>
+        <w:t xml:space="preserve"> (on a grant card): one of its reports has a date that has passed, or a goal date has passed.</w:t>
+      </w:r>
+    </w:p>
+    <w:p>
+      <w:pPr>
+        <w:pStyle w:val="ListBullet"/>
+      </w:pPr>
+      <w:r/>
+      <w:r>
+        <w:rPr>
+          <w:b/>
+        </w:rPr>
+        <w:t>Time for a check-in</w:t>
+      </w:r>
+      <w:r>
+        <w:t xml:space="preserve"> (on a grant card): the last check-in was more than 30 days ago.</w:t>
+      </w:r>
+    </w:p>
+    <w:p>
+      <w:pPr>
+        <w:pStyle w:val="Heading2"/>
+      </w:pPr>
+      <w:r>
+        <w:t>Common questions</w:t>
+      </w:r>
+    </w:p>
+    <w:p>
+      <w:r/>
+      <w:r>
+        <w:rPr>
+          <w:b/>
+        </w:rPr>
+        <w:t>I can't find something.</w:t>
+      </w:r>
+      <w:r>
+        <w:t xml:space="preserve"> Check Showing at the top: practice grants and your own grants are separate. On a list page, check the search box is empty, and tick Show finished.</w:t>
+      </w:r>
+    </w:p>
+    <w:p>
+      <w:r/>
+      <w:r>
+        <w:rPr>
+          <w:b/>
+        </w:rPr>
+        <w:t>It says something was changed while I worked on it.</w:t>
+      </w:r>
+      <w:r>
+        <w:t xml:space="preserve"> Someone else saved it first. Close the form, open the item again, and redo your change.</w:t>
+      </w:r>
+    </w:p>
+    <w:p>
+      <w:r/>
+      <w:r>
+        <w:rPr>
+          <w:b/>
+        </w:rPr>
+        <w:t>It says saving isn't working.</w:t>
+      </w:r>
+      <w:r>
+        <w:t xml:space="preserve"> Nothing you typed has been lost. Wait a moment and press Save again.</w:t>
+      </w:r>
+    </w:p>
+    <w:p>
+      <w:r/>
+      <w:r>
+        <w:rPr>
+          <w:b/>
+        </w:rPr>
+        <w:t>The welcome or the tips came back.</w:t>
+      </w:r>
+      <w:r>
+        <w:t xml:space="preserve"> The browser's saved settings were cleared, or you're using a different browser. Press Skip or Got it again.</w:t>
+      </w:r>
+    </w:p>
+    <w:p>
+      <w:pPr>
+        <w:pStyle w:val="Heading2"/>
+      </w:pPr>
+      <w:r>
+        <w:t>Part 2: For the person who looks after it</w:t>
+      </w:r>
+    </w:p>
+    <w:p>
+      <w:pPr>
+        <w:pStyle w:val="Heading2"/>
+      </w:pPr>
+      <w:r>
+        <w:t>More tools</w:t>
+      </w:r>
+    </w:p>
+    <w:p>
+      <w:pPr>
+        <w:pStyle w:val="ListBullet"/>
+      </w:pPr>
+      <w:r/>
+      <w:r>
+        <w:rPr>
+          <w:b/>
+        </w:rPr>
+        <w:t>Money</w:t>
+      </w:r>
+      <w:r>
+        <w:t xml:space="preserve"> lists each grant's award, recorded spending, and what is left, with the date the spending was typed in. These are typed-in totals, not accounting.</w:t>
+      </w:r>
+    </w:p>
+    <w:p>
+      <w:pPr>
+        <w:pStyle w:val="ListBullet"/>
+      </w:pPr>
+      <w:r/>
+      <w:r>
+        <w:rPr>
+          <w:b/>
+        </w:rPr>
+        <w:t>Reports &amp; proof</w:t>
+      </w:r>
+      <w:r>
+        <w:t xml:space="preserve"> lists funder requirements and whether each has its proof link.</w:t>
+      </w:r>
+    </w:p>
+    <w:p>
+      <w:pPr>
+        <w:pStyle w:val="ListBullet"/>
+      </w:pPr>
+      <w:r/>
+      <w:r>
+        <w:rPr>
+          <w:b/>
+        </w:rPr>
+        <w:t>Staff tasks</w:t>
+      </w:r>
+      <w:r>
+        <w:t xml:space="preserve"> and </w:t>
+      </w:r>
+      <w:r>
+        <w:rPr>
+          <w:b/>
+        </w:rPr>
+        <w:t>Problems</w:t>
+      </w:r>
+      <w:r>
+        <w:t xml:space="preserve"> list those items. A problem can record how serious it is and who decides. No email or message is sent.</w:t>
+      </w:r>
+    </w:p>
+    <w:p>
+      <w:pPr>
+        <w:pStyle w:val="ListBullet"/>
+      </w:pPr>
+      <w:r/>
+      <w:r>
+        <w:rPr>
+          <w:b/>
+        </w:rPr>
         <w:t>Grant Radar</w:t>
       </w:r>
+      <w:r>
+        <w:t xml:space="preserve"> holds funding leads. Open a lead and press </w:t>
+      </w:r>
+      <w:r>
+        <w:rPr>
+          <w:b/>
+        </w:rPr>
+        <w:t>Awarded: move to Grants</w:t>
+      </w:r>
+      <w:r>
+        <w:t xml:space="preserve"> to create a pending grant. This doesn't confirm funding. After that, the lead shows Already in Grants.</w:t>
+      </w:r>
+    </w:p>
+    <w:p>
+      <w:pPr>
+        <w:pStyle w:val="ListBullet"/>
+      </w:pPr>
+      <w:r/>
+      <w:r>
+        <w:rPr>
+          <w:b/>
+        </w:rPr>
+        <w:t>Recent changes</w:t>
+      </w:r>
+      <w:r>
+        <w:t xml:space="preserve"> shows the last 100 saves from both Practice and Our grants.</w:t>
+      </w:r>
+    </w:p>
+    <w:p>
+      <w:pPr>
+        <w:pStyle w:val="ListBullet"/>
+      </w:pPr>
+      <w:r>
+        <w:t xml:space="preserve">With More tools on, Home also has </w:t>
+      </w:r>
+      <w:r>
+        <w:rPr>
+          <w:b/>
+        </w:rPr>
+        <w:t>Totals for administrators</w:t>
+      </w:r>
+      <w:r>
+        <w:t>, and record pages show when the source was last checked.</w:t>
+      </w:r>
+    </w:p>
+    <w:p>
+      <w:pPr>
+        <w:pStyle w:val="Heading2"/>
+      </w:pPr>
+      <w:r>
+        <w:t>Backups and files</w:t>
+      </w:r>
+    </w:p>
+    <w:p>
+      <w:r>
+        <w:t xml:space="preserve">Open </w:t>
+      </w:r>
+      <w:r>
+        <w:rPr>
+          <w:b/>
+        </w:rPr>
+        <w:t>Settings &amp; backup</w:t>
+      </w:r>
+      <w:r>
+        <w:t>.</w:t>
+      </w:r>
+    </w:p>
+    <w:p>
+      <w:pPr>
+        <w:pStyle w:val="ListBullet"/>
+      </w:pPr>
+      <w:r/>
+      <w:r>
+        <w:rPr>
+          <w:b/>
+        </w:rPr>
+        <w:t>Download a backup</w:t>
+      </w:r>
+      <w:r>
+        <w:t xml:space="preserve"> saves every record in the grants you are showing to a JSON file (schemaVersion 3), including each grant's measures, ZIP codes, payments, and stories. It does not include Recent changes or browser settings.</w:t>
+      </w:r>
+    </w:p>
+    <w:p>
+      <w:pPr>
+        <w:pStyle w:val="ListBullet"/>
+      </w:pPr>
+      <w:r/>
+      <w:r>
+        <w:rPr>
+          <w:b/>
+        </w:rPr>
+        <w:t>Add records from a file</w:t>
+      </w:r>
+      <w:r>
+        <w:t xml:space="preserve"> adds records from a backup or a Grant Radar file. It never changes or replaces what is already there. It takes 1 to 100 records at a time and rejects the whole file if any record repeats one already present (same kind, title, and link). Importing a backup into the same workspace is therefore not a restore. INTEGRATION.md has the full file format; Grant Radar has a template download.</w:t>
+      </w:r>
+    </w:p>
+    <w:p>
+      <w:pPr>
+        <w:pStyle w:val="ListBullet"/>
+      </w:pPr>
+      <w:r/>
+      <w:r>
+        <w:rPr>
+          <w:b/>
+        </w:rPr>
+        <w:t>Start practice over</w:t>
+      </w:r>
+      <w:r>
+        <w:t xml:space="preserve"> puts the practice grants back to how they began, after a confirmation. It affects everyone using the practice grants, and never touches Our grants.</w:t>
+      </w:r>
+    </w:p>
+    <w:p>
+      <w:r>
+        <w:t>A full restore needs a database backup managed by your administrator, not the in-app download.</w:t>
+      </w:r>
+    </w:p>
+    <w:p>
+      <w:pPr>
+        <w:pStyle w:val="Heading2"/>
+      </w:pPr>
+      <w:r>
+        <w:t>Privacy and limits</w:t>
+      </w:r>
+    </w:p>
+    <w:p>
+      <w:r>
+        <w:t>The current site is public. There is no sign-in, and the records API returns both Practice and Our grants to anyone who can reach it. Names typed in "Who is doing it" are labels, not permissions. Use made-up or non-sensitive information only until the checklist below is done.</w:t>
+      </w:r>
+    </w:p>
+    <w:p>
+      <w:r>
+        <w:t>The browser remembers three things: whether the welcome was finished (nami-grants-onboarding-v2), which tips were put away (nami-grants-tips-v1), and whether More tools is open (nami-grants-more-tools). Records are stored in the site's database.</w:t>
+      </w:r>
+    </w:p>
+    <w:p>
+      <w:r>
+        <w:t>Nothing is connected yet: no Microsoft sign-in, SharePoint, email, calendar, accounting, or automatic Grant Radar searches. No reminders are sent.</w:t>
+      </w:r>
+    </w:p>
+    <w:p>
+      <w:pPr>
+        <w:pStyle w:val="Heading2"/>
+      </w:pPr>
+      <w:r>
+        <w:t>Before using it for real grants</w:t>
+      </w:r>
+    </w:p>
+    <w:p>
+      <w:pPr>
+        <w:pStyle w:val="ListBullet"/>
+      </w:pPr>
+      <w:r>
+        <w:t>Agree who owns the workspace and approve a deployment.</w:t>
+      </w:r>
+    </w:p>
+    <w:p>
+      <w:pPr>
+        <w:pStyle w:val="ListBullet"/>
+      </w:pPr>
+      <w:r>
+        <w:t>Add Microsoft sign-in (Entra ID) with roles, so only staff can see and change records. Check the records API as well as the pages.</w:t>
+      </w:r>
+    </w:p>
+    <w:p>
+      <w:pPr>
+        <w:pStyle w:val="ListBullet"/>
+      </w:pPr>
+      <w:r>
+        <w:t>Decide which documents live in SharePoint or OneDrive, and use those links as proof.</w:t>
+      </w:r>
+    </w:p>
+    <w:p>
+      <w:pPr>
+        <w:pStyle w:val="ListBullet"/>
+      </w:pPr>
+      <w:r>
+        <w:t>Set up a tested database backup and restore.</w:t>
+      </w:r>
+    </w:p>
+    <w:p>
+      <w:pPr>
+        <w:pStyle w:val="ListBullet"/>
+      </w:pPr>
+      <w:r>
+        <w:t>Agree what each grant measures, how families and people are counted, and who reviews progress.</w:t>
+      </w:r>
+    </w:p>
+    <w:p>
+      <w:pPr>
+        <w:pStyle w:val="ListBullet"/>
+      </w:pPr>
+      <w:r>
+        <w:t>Approve rules for stories, photos and consent. Keep participants' own records out of this tool.</w:t>
+      </w:r>
+    </w:p>
+    <w:p>
+      <w:pPr>
+        <w:pStyle w:val="ListBullet"/>
+      </w:pPr>
+      <w:r>
+        <w:t>If reminders are wanted, set up Outlook, Calendar or Teams delivery and test it.</w:t>
+      </w:r>
+    </w:p>
+    <w:p>
+      <w:pPr>
+        <w:pStyle w:val="ListBullet"/>
+      </w:pPr>
+      <w:r>
+        <w:t>Try it with the Associate Director and Executive Director, note any gaps, and decide who releases changes.</w:t>
+      </w:r>
+    </w:p>
+    <w:p>
+      <w:pPr>
+        <w:pStyle w:val="ListBullet"/>
+      </w:pPr>
+      <w:r>
+        <w:t>Keep this manual current: edit USER_MANUAL.md and QUICKSTART.md, then rebuild the web, Word and PDF copies with scripts/build-manuals.py.</w:t>
+      </w:r>
+    </w:p>
+    <w:p>
+      <w:r>
+        <w:br w:type="page"/>
+      </w:r>
+    </w:p>
+    <w:p>
+      <w:pPr>
+        <w:pStyle w:val="Heading1"/>
+      </w:pPr>
+      <w:r>
+        <w:t>Grant Radar</w:t>
+      </w:r>
     </w:p>
     <w:p>
       <w:r>
@@ -5073,1190 +6259,6 @@
       </w:r>
       <w:r>
         <w:t>: A file holding all your leads and preferences, to keep safe or move to another computer.</w:t>
-      </w:r>
-    </w:p>
-    <w:p>
-      <w:r>
-        <w:br w:type="page"/>
-      </w:r>
-    </w:p>
-    <w:p>
-      <w:pPr>
-        <w:pStyle w:val="Heading1"/>
-      </w:pPr>
-      <w:r>
-        <w:t>Grant Dashboard</w:t>
-      </w:r>
-    </w:p>
-    <w:p>
-      <w:r>
-        <w:t>Revision date: 2026-10-05. Release: simple-v2, the simple, step-by-step version. Part 1 is for everyone who uses the workspace. Part 2 is for the person who looks after it.</w:t>
-      </w:r>
-    </w:p>
-    <w:p>
-      <w:r>
-        <w:t>The workspace keeps track of each grant, the reports and other things each funder asks for, and when they are due. It shows one next step at a time. You don't need to learn it all at once: short tips appear on each page as you go.</w:t>
-      </w:r>
-    </w:p>
-    <w:p>
-      <w:r/>
-      <w:r>
-        <w:rPr>
-          <w:b/>
-        </w:rPr>
-        <w:t>Please note:</w:t>
-      </w:r>
-      <w:r>
-        <w:t xml:space="preserve"> this is a public test site with no sign-in. Don't type private details about the people you serve.</w:t>
-      </w:r>
-    </w:p>
-    <w:p>
-      <w:pPr>
-        <w:pStyle w:val="Heading2"/>
-      </w:pPr>
-      <w:r>
-        <w:t>Part 1: Using the workspace</w:t>
-      </w:r>
-    </w:p>
-    <w:p>
-      <w:pPr>
-        <w:pStyle w:val="Heading2"/>
-      </w:pPr>
-      <w:r>
-        <w:t>Your first visit</w:t>
-      </w:r>
-    </w:p>
-    <w:p>
-      <w:r>
-        <w:t xml:space="preserve">Open the NAMI landing page and press </w:t>
-      </w:r>
-      <w:r>
-        <w:rPr>
-          <w:b/>
-        </w:rPr>
-        <w:t>Open Grant Dashboard</w:t>
-      </w:r>
-      <w:r>
-        <w:t>. A short welcome appears the first time you open the workspace. It has three steps. Press Next to move on, or Skip at any time.</w:t>
-      </w:r>
-    </w:p>
-    <w:p>
-      <w:r>
-        <w:t>On the last step, choose where to start:</w:t>
-      </w:r>
-    </w:p>
-    <w:p>
-      <w:pPr>
-        <w:pStyle w:val="ListBullet"/>
-      </w:pPr>
-      <w:r/>
-      <w:r>
-        <w:rPr>
-          <w:b/>
-        </w:rPr>
-        <w:t>Practice with made-up grants</w:t>
-      </w:r>
-      <w:r>
-        <w:t xml:space="preserve"> loads a few practice grants. Nothing in them is real, so you can try anything.</w:t>
-      </w:r>
-    </w:p>
-    <w:p>
-      <w:pPr>
-        <w:pStyle w:val="ListBullet"/>
-      </w:pPr>
-      <w:r/>
-      <w:r>
-        <w:rPr>
-          <w:b/>
-        </w:rPr>
-        <w:t>Add our first grant</w:t>
-      </w:r>
-      <w:r>
-        <w:t xml:space="preserve"> opens the form for one of your real grants.</w:t>
-      </w:r>
-    </w:p>
-    <w:p>
-      <w:r>
-        <w:t>To see the welcome again, open Help and press Show the welcome again.</w:t>
-      </w:r>
-    </w:p>
-    <w:p>
-      <w:pPr>
-        <w:pStyle w:val="Heading2"/>
-      </w:pPr>
-      <w:r>
-        <w:t>Finding your way around</w:t>
-      </w:r>
-    </w:p>
-    <w:p>
-      <w:r>
-        <w:t>The menu on the left has four pages:</w:t>
-      </w:r>
-    </w:p>
-    <w:p>
-      <w:pPr>
-        <w:pStyle w:val="ListBullet"/>
-      </w:pPr>
-      <w:r/>
-      <w:r>
-        <w:rPr>
-          <w:b/>
-        </w:rPr>
-        <w:t>Home</w:t>
-      </w:r>
-      <w:r>
-        <w:t xml:space="preserve"> shows your next step, your grants, and what is coming up.</w:t>
-      </w:r>
-    </w:p>
-    <w:p>
-      <w:pPr>
-        <w:pStyle w:val="ListBullet"/>
-      </w:pPr>
-      <w:r/>
-      <w:r>
-        <w:rPr>
-          <w:b/>
-        </w:rPr>
-        <w:t>Grants</w:t>
-      </w:r>
-      <w:r>
-        <w:t xml:space="preserve"> has one card for each grant.</w:t>
-      </w:r>
-    </w:p>
-    <w:p>
-      <w:pPr>
-        <w:pStyle w:val="ListBullet"/>
-      </w:pPr>
-      <w:r/>
-      <w:r>
-        <w:rPr>
-          <w:b/>
-        </w:rPr>
-        <w:t>To-do list</w:t>
-      </w:r>
-      <w:r>
-        <w:t xml:space="preserve"> has every report and staff task with a date, soonest first.</w:t>
-      </w:r>
-    </w:p>
-    <w:p>
-      <w:pPr>
-        <w:pStyle w:val="ListBullet"/>
-      </w:pPr>
-      <w:r/>
-      <w:r>
-        <w:rPr>
-          <w:b/>
-        </w:rPr>
-        <w:t>Help</w:t>
-      </w:r>
-      <w:r>
-        <w:t xml:space="preserve"> answers common questions.</w:t>
-      </w:r>
-    </w:p>
-    <w:p>
-      <w:r>
-        <w:t xml:space="preserve">At the bottom of the menu, </w:t>
-      </w:r>
-      <w:r>
-        <w:rPr>
-          <w:b/>
-        </w:rPr>
-        <w:t>More tools</w:t>
-      </w:r>
-      <w:r>
-        <w:t xml:space="preserve"> opens the pages most people don't need day to day: Money, Reports &amp; proof, Staff tasks, Problems, Grant Radar, Recent changes, and Settings &amp; backup. Press Fewer tools to put them away again. The workspace remembers your choice in this browser.</w:t>
-      </w:r>
-    </w:p>
-    <w:p>
-      <w:r>
-        <w:t xml:space="preserve">At the top right, </w:t>
-      </w:r>
-      <w:r>
-        <w:rPr>
-          <w:b/>
-        </w:rPr>
-        <w:t>Showing</w:t>
-      </w:r>
-      <w:r>
-        <w:t xml:space="preserve"> switches between </w:t>
-      </w:r>
-      <w:r>
-        <w:rPr>
-          <w:b/>
-        </w:rPr>
-        <w:t>Practice grants (made up)</w:t>
-      </w:r>
-      <w:r>
-        <w:t xml:space="preserve"> and </w:t>
-      </w:r>
-      <w:r>
-        <w:rPr>
-          <w:b/>
-        </w:rPr>
-        <w:t>Our grants</w:t>
-      </w:r>
-      <w:r>
-        <w:t>. The two are kept separate. Once your organization has real grants, the workspace opens on Our grants.</w:t>
-      </w:r>
-    </w:p>
-    <w:p>
-      <w:pPr>
-        <w:pStyle w:val="Heading2"/>
-      </w:pPr>
-      <w:r>
-        <w:t>Tips as you go</w:t>
-      </w:r>
-    </w:p>
-    <w:p>
-      <w:r>
-        <w:t xml:space="preserve">Each page has one short tip in a pale yellow box. Press </w:t>
-      </w:r>
-      <w:r>
-        <w:rPr>
-          <w:b/>
-        </w:rPr>
-        <w:t>Got it</w:t>
-      </w:r>
-      <w:r>
-        <w:t xml:space="preserve"> to put it away for good, or </w:t>
-      </w:r>
-      <w:r>
-        <w:rPr>
-          <w:b/>
-        </w:rPr>
-        <w:t>Later</w:t>
-      </w:r>
-      <w:r>
-        <w:t xml:space="preserve"> to see it again tomorrow. To bring every tip back, open Help and press Show tips again.</w:t>
-      </w:r>
-    </w:p>
-    <w:p>
-      <w:r>
-        <w:t>After you save something, a short line at the top tells you where it went, for example "Saved to the To-do list and to Riverside Foundation grant." It goes away by itself.</w:t>
-      </w:r>
-    </w:p>
-    <w:p>
-      <w:pPr>
-        <w:pStyle w:val="Heading2"/>
-      </w:pPr>
-      <w:r>
-        <w:t>Your next step</w:t>
-      </w:r>
-    </w:p>
-    <w:p>
-      <w:r>
-        <w:t xml:space="preserve">Home always opens on </w:t>
-      </w:r>
-      <w:r>
-        <w:rPr>
-          <w:b/>
-        </w:rPr>
-        <w:t>Your next step</w:t>
-      </w:r>
-      <w:r>
-        <w:t>: one thing to do now, with one button.</w:t>
-      </w:r>
-    </w:p>
-    <w:p>
-      <w:pPr>
-        <w:pStyle w:val="ListBullet"/>
-      </w:pPr>
-      <w:r>
-        <w:t xml:space="preserve">If you have no grants yet, it offers </w:t>
-      </w:r>
-      <w:r>
-        <w:rPr>
-          <w:b/>
-        </w:rPr>
-        <w:t>Add a grant</w:t>
-      </w:r>
-      <w:r>
-        <w:t>.</w:t>
-      </w:r>
-    </w:p>
-    <w:p>
-      <w:pPr>
-        <w:pStyle w:val="ListBullet"/>
-      </w:pPr>
-      <w:r>
-        <w:t xml:space="preserve">If something's date has passed, or is coming up in the next two weeks, it names that item. Press </w:t>
-      </w:r>
-      <w:r>
-        <w:rPr>
-          <w:b/>
-        </w:rPr>
-        <w:t>Open it</w:t>
-      </w:r>
-      <w:r>
-        <w:t>.</w:t>
-      </w:r>
-    </w:p>
-    <w:p>
-      <w:pPr>
-        <w:pStyle w:val="ListBullet"/>
-      </w:pPr>
-      <w:r>
-        <w:t>If a grant has no reports yet, it offers to add one.</w:t>
-      </w:r>
-    </w:p>
-    <w:p>
-      <w:pPr>
-        <w:pStyle w:val="ListBullet"/>
-      </w:pPr>
-      <w:r>
-        <w:t>Otherwise it says you're all caught up.</w:t>
-      </w:r>
-    </w:p>
-    <w:p>
-      <w:r>
-        <w:t xml:space="preserve">Below it are your grant cards, then </w:t>
-      </w:r>
-      <w:r>
-        <w:rPr>
-          <w:b/>
-        </w:rPr>
-        <w:t>Coming up</w:t>
-      </w:r>
-      <w:r>
-        <w:t>: items with a date in the next two weeks or a date that has passed, anything stuck, and any problem noted.</w:t>
-      </w:r>
-    </w:p>
-    <w:p>
-      <w:pPr>
-        <w:pStyle w:val="Heading2"/>
-      </w:pPr>
-      <w:r>
-        <w:t>Add a grant</w:t>
-      </w:r>
-    </w:p>
-    <w:p>
-      <w:r>
-        <w:t xml:space="preserve">Press </w:t>
-      </w:r>
-      <w:r>
-        <w:rPr>
-          <w:b/>
-        </w:rPr>
-        <w:t>Add a grant</w:t>
-      </w:r>
-      <w:r>
-        <w:t xml:space="preserve"> at the top of Home or Grants. There are three short steps. The dots at the top show where you are.</w:t>
-      </w:r>
-    </w:p>
-    <w:p>
-      <w:pPr>
-        <w:ind w:left="461" w:hanging="374"/>
-      </w:pPr>
-      <w:r>
-        <w:t xml:space="preserve">1.  </w:t>
-      </w:r>
-      <w:r>
-        <w:rPr>
-          <w:b/>
-        </w:rPr>
-        <w:t>The basics.</w:t>
-      </w:r>
-      <w:r>
-        <w:t xml:space="preserve"> Only the grant's name is needed. You can also add who gave it, the amount, the end date, and who is in charge. More details (optional) holds the award date, start date, status, a link to the award letter, and notes.</w:t>
-      </w:r>
-    </w:p>
-    <w:p>
-      <w:pPr>
-        <w:ind w:left="461" w:hanging="374"/>
-      </w:pPr>
-      <w:r>
-        <w:t xml:space="preserve">2.  </w:t>
-      </w:r>
-      <w:r>
-        <w:rPr>
-          <w:b/>
-        </w:rPr>
-        <w:t>What the funder wants to know.</w:t>
-      </w:r>
-      <w:r>
-        <w:t xml:space="preserve"> Tick what this funder asks you to report: numbers and outcomes, ZIP codes served, where the money went, or stories and photos. Only the ticked sections appear. Unticking hides a section but keeps anything already typed.</w:t>
-      </w:r>
-    </w:p>
-    <w:p>
-      <w:pPr>
-        <w:ind w:left="461" w:hanging="374"/>
-      </w:pPr>
-      <w:r>
-        <w:t xml:space="preserve">3.  </w:t>
-      </w:r>
-      <w:r>
-        <w:rPr>
-          <w:b/>
-        </w:rPr>
-        <w:t>Reports &amp; due dates.</w:t>
-      </w:r>
-      <w:r>
-        <w:t xml:space="preserve"> A </w:t>
-      </w:r>
-      <w:r>
-        <w:rPr>
-          <w:b/>
-        </w:rPr>
-        <w:t>Final report</w:t>
-      </w:r>
-      <w:r>
-        <w:t xml:space="preserve"> is already filled in, due when the grant ends. Change it, remove it, or press Add another report.</w:t>
-      </w:r>
-    </w:p>
-    <w:p>
-      <w:r>
-        <w:t xml:space="preserve">Press </w:t>
-      </w:r>
-      <w:r>
-        <w:rPr>
-          <w:b/>
-        </w:rPr>
-        <w:t>Save now</w:t>
-      </w:r>
-      <w:r>
-        <w:t xml:space="preserve"> on any step to save what you have and finish later. Press </w:t>
-      </w:r>
-      <w:r>
-        <w:rPr>
-          <w:b/>
-        </w:rPr>
-        <w:t>Save grant</w:t>
-      </w:r>
-      <w:r>
-        <w:t xml:space="preserve"> on the last step. </w:t>
-      </w:r>
-      <w:r>
-        <w:rPr>
-          <w:b/>
-        </w:rPr>
-        <w:t>Back</w:t>
-      </w:r>
-      <w:r>
-        <w:t xml:space="preserve"> returns to an earlier step, and </w:t>
-      </w:r>
-      <w:r>
-        <w:rPr>
-          <w:b/>
-        </w:rPr>
-        <w:t>Cancel</w:t>
-      </w:r>
-      <w:r>
-        <w:t xml:space="preserve"> closes without saving.</w:t>
-      </w:r>
-    </w:p>
-    <w:p>
-      <w:r>
-        <w:t xml:space="preserve">To try it with made-up numbers, choose Practice grants and press </w:t>
-      </w:r>
-      <w:r>
-        <w:rPr>
-          <w:b/>
-        </w:rPr>
-        <w:t>Try a $5,000 practice grant</w:t>
-      </w:r>
-      <w:r>
-        <w:t xml:space="preserve"> on Home.</w:t>
-      </w:r>
-    </w:p>
-    <w:p>
-      <w:pPr>
-        <w:pStyle w:val="Heading2"/>
-      </w:pPr>
-      <w:r>
-        <w:t>Look at a grant</w:t>
-      </w:r>
-    </w:p>
-    <w:p>
-      <w:r>
-        <w:t>Click a grant card to open it. The page shows:</w:t>
-      </w:r>
-    </w:p>
-    <w:p>
-      <w:pPr>
-        <w:pStyle w:val="ListBullet"/>
-      </w:pPr>
-      <w:r/>
-      <w:r>
-        <w:rPr>
-          <w:b/>
-        </w:rPr>
-        <w:t>At a glance:</w:t>
-      </w:r>
-      <w:r>
-        <w:t xml:space="preserve"> the award, end date, who is in charge, and the last check-in if one was recorded.</w:t>
-      </w:r>
-    </w:p>
-    <w:p>
-      <w:pPr>
-        <w:pStyle w:val="ListBullet"/>
-      </w:pPr>
-      <w:r/>
-      <w:r>
-        <w:rPr>
-          <w:b/>
-        </w:rPr>
-        <w:t>Reports &amp; due dates:</w:t>
-      </w:r>
-      <w:r>
-        <w:t xml:space="preserve"> everything linked to the grant that isn't finished yet, soonest first. Finished items are under </w:t>
-      </w:r>
-      <w:r>
-        <w:rPr>
-          <w:b/>
-        </w:rPr>
-        <w:t>Finished</w:t>
-      </w:r>
-      <w:r>
-        <w:t>.</w:t>
-      </w:r>
-    </w:p>
-    <w:p>
-      <w:pPr>
-        <w:pStyle w:val="ListBullet"/>
-      </w:pPr>
-      <w:r/>
-      <w:r>
-        <w:rPr>
-          <w:b/>
-        </w:rPr>
-        <w:t>What you collect:</w:t>
-      </w:r>
-      <w:r>
-        <w:t xml:space="preserve"> each measure, what has been recorded so far, and the goal if there is one.</w:t>
-      </w:r>
-    </w:p>
-    <w:p>
-      <w:pPr>
-        <w:pStyle w:val="ListBullet"/>
-      </w:pPr>
-      <w:r>
-        <w:t>ZIP codes, payments, and stories, if any were added.</w:t>
-      </w:r>
-    </w:p>
-    <w:p>
-      <w:r>
-        <w:t xml:space="preserve">Press </w:t>
-      </w:r>
-      <w:r>
-        <w:rPr>
-          <w:b/>
-        </w:rPr>
-        <w:t>Edit grant</w:t>
-      </w:r>
-      <w:r>
-        <w:t xml:space="preserve"> to change any of it. It opens the same three steps.</w:t>
-      </w:r>
-    </w:p>
-    <w:p>
-      <w:pPr>
-        <w:pStyle w:val="Heading2"/>
-      </w:pPr>
-      <w:r>
-        <w:t>Add a report or due date</w:t>
-      </w:r>
-    </w:p>
-    <w:p>
-      <w:r>
-        <w:t xml:space="preserve">Open the grant and press </w:t>
-      </w:r>
-      <w:r>
-        <w:rPr>
-          <w:b/>
-        </w:rPr>
-        <w:t>Add a report or due date</w:t>
-      </w:r>
-      <w:r>
-        <w:t>. You can also press the same button at the top of the To-do list.</w:t>
-      </w:r>
-    </w:p>
-    <w:p>
-      <w:r>
-        <w:t xml:space="preserve">The form asks four things: what the funder needs, which grant it is for, the due date, and who is doing it. Only the first is required. </w:t>
-      </w:r>
-      <w:r>
-        <w:rPr>
-          <w:b/>
-        </w:rPr>
-        <w:t>More options</w:t>
-      </w:r>
-      <w:r>
-        <w:t xml:space="preserve"> holds the status, a link to a document, notes, and </w:t>
-      </w:r>
-      <w:r>
-        <w:rPr>
-          <w:b/>
-        </w:rPr>
-        <w:t>Waits for</w:t>
-      </w:r>
-      <w:r>
-        <w:t>: another item that has to be done first.</w:t>
-      </w:r>
-    </w:p>
-    <w:p>
-      <w:r/>
-      <w:r>
-        <w:rPr>
-          <w:b/>
-        </w:rPr>
-        <w:t>Add a staff task</w:t>
-      </w:r>
-      <w:r>
-        <w:t xml:space="preserve"> works the same way. A staff task is your team's own work. Finishing a task doesn't finish the funder's report it helps with.</w:t>
-      </w:r>
-    </w:p>
-    <w:p>
-      <w:pPr>
-        <w:pStyle w:val="Heading2"/>
-      </w:pPr>
-      <w:r>
-        <w:t>Mark something done</w:t>
-      </w:r>
-    </w:p>
-    <w:p>
-      <w:r>
-        <w:t xml:space="preserve">Open the item from Home or the To-do list and press </w:t>
-      </w:r>
-      <w:r>
-        <w:rPr>
-          <w:b/>
-        </w:rPr>
-        <w:t>Mark done</w:t>
-      </w:r>
-      <w:r>
-        <w:t>.</w:t>
-      </w:r>
-    </w:p>
-    <w:p>
-      <w:r>
-        <w:t xml:space="preserve">A funder requirement needs a link to what you sent, such as an email, a file on the shared drive, or a web page. If there's no link yet, a box appears. Paste the link and press </w:t>
-      </w:r>
-      <w:r>
-        <w:rPr>
-          <w:b/>
-        </w:rPr>
-        <w:t>Save link and mark done</w:t>
-      </w:r>
-      <w:r>
-        <w:t>.</w:t>
-      </w:r>
-    </w:p>
-    <w:p>
-      <w:r>
-        <w:t>If the item waits for something else, finish that first. The item it waits for is shown on the right.</w:t>
-      </w:r>
-    </w:p>
-    <w:p>
-      <w:r>
-        <w:t xml:space="preserve">Finished items stay in the workspace. On the To-do list, tick </w:t>
-      </w:r>
-      <w:r>
-        <w:rPr>
-          <w:b/>
-        </w:rPr>
-        <w:t>Show finished</w:t>
-      </w:r>
-      <w:r>
-        <w:t xml:space="preserve"> to see them.</w:t>
-      </w:r>
-    </w:p>
-    <w:p>
-      <w:pPr>
-        <w:pStyle w:val="Heading2"/>
-      </w:pPr>
-      <w:r>
-        <w:t>What the words mean</w:t>
-      </w:r>
-    </w:p>
-    <w:p>
-      <w:pPr>
-        <w:pStyle w:val="ListBullet"/>
-      </w:pPr>
-      <w:r/>
-      <w:r>
-        <w:rPr>
-          <w:b/>
-        </w:rPr>
-        <w:t>Due soon:</w:t>
-      </w:r>
-      <w:r>
-        <w:t xml:space="preserve"> due in the next two weeks.</w:t>
-      </w:r>
-    </w:p>
-    <w:p>
-      <w:pPr>
-        <w:pStyle w:val="ListBullet"/>
-      </w:pPr>
-      <w:r/>
-      <w:r>
-        <w:rPr>
-          <w:b/>
-        </w:rPr>
-        <w:t>Date has passed:</w:t>
-      </w:r>
-      <w:r>
-        <w:t xml:space="preserve"> the due date is behind us. Open it to finish it or to change the date.</w:t>
-      </w:r>
-    </w:p>
-    <w:p>
-      <w:pPr>
-        <w:pStyle w:val="ListBullet"/>
-      </w:pPr>
-      <w:r/>
-      <w:r>
-        <w:rPr>
-          <w:b/>
-        </w:rPr>
-        <w:t>Coming up:</w:t>
-      </w:r>
-      <w:r>
-        <w:t xml:space="preserve"> due later than two weeks from now.</w:t>
-      </w:r>
-    </w:p>
-    <w:p>
-      <w:pPr>
-        <w:pStyle w:val="ListBullet"/>
-      </w:pPr>
-      <w:r/>
-      <w:r>
-        <w:rPr>
-          <w:b/>
-        </w:rPr>
-        <w:t>No date yet:</w:t>
-      </w:r>
-      <w:r>
-        <w:t xml:space="preserve"> nothing has been set.</w:t>
-      </w:r>
-    </w:p>
-    <w:p>
-      <w:pPr>
-        <w:pStyle w:val="ListBullet"/>
-      </w:pPr>
-      <w:r/>
-      <w:r>
-        <w:rPr>
-          <w:b/>
-        </w:rPr>
-        <w:t>Stuck:</w:t>
-      </w:r>
-      <w:r>
-        <w:t xml:space="preserve"> someone marked it as blocked.</w:t>
-      </w:r>
-    </w:p>
-    <w:p>
-      <w:pPr>
-        <w:pStyle w:val="ListBullet"/>
-      </w:pPr>
-      <w:r/>
-      <w:r>
-        <w:rPr>
-          <w:b/>
-        </w:rPr>
-        <w:t>Waiting on another item:</w:t>
-      </w:r>
-      <w:r>
-        <w:t xml:space="preserve"> something it waits for isn't finished.</w:t>
-      </w:r>
-    </w:p>
-    <w:p>
-      <w:pPr>
-        <w:pStyle w:val="ListBullet"/>
-      </w:pPr>
-      <w:r/>
-      <w:r>
-        <w:rPr>
-          <w:b/>
-        </w:rPr>
-        <w:t>No proof link yet:</w:t>
-      </w:r>
-      <w:r>
-        <w:t xml:space="preserve"> a funder requirement doesn't have its link to what was sent.</w:t>
-      </w:r>
-    </w:p>
-    <w:p>
-      <w:pPr>
-        <w:pStyle w:val="ListBullet"/>
-      </w:pPr>
-      <w:r/>
-      <w:r>
-        <w:rPr>
-          <w:b/>
-        </w:rPr>
-        <w:t>Something is waiting</w:t>
-      </w:r>
-      <w:r>
-        <w:t xml:space="preserve"> (on a grant card): one of its reports has a date that has passed, or a goal date has passed.</w:t>
-      </w:r>
-    </w:p>
-    <w:p>
-      <w:pPr>
-        <w:pStyle w:val="ListBullet"/>
-      </w:pPr>
-      <w:r/>
-      <w:r>
-        <w:rPr>
-          <w:b/>
-        </w:rPr>
-        <w:t>Time for a check-in</w:t>
-      </w:r>
-      <w:r>
-        <w:t xml:space="preserve"> (on a grant card): the last check-in was more than 30 days ago.</w:t>
-      </w:r>
-    </w:p>
-    <w:p>
-      <w:pPr>
-        <w:pStyle w:val="Heading2"/>
-      </w:pPr>
-      <w:r>
-        <w:t>Common questions</w:t>
-      </w:r>
-    </w:p>
-    <w:p>
-      <w:r/>
-      <w:r>
-        <w:rPr>
-          <w:b/>
-        </w:rPr>
-        <w:t>I can't find something.</w:t>
-      </w:r>
-      <w:r>
-        <w:t xml:space="preserve"> Check Showing at the top: practice grants and your own grants are separate. On a list page, check the search box is empty, and tick Show finished.</w:t>
-      </w:r>
-    </w:p>
-    <w:p>
-      <w:r/>
-      <w:r>
-        <w:rPr>
-          <w:b/>
-        </w:rPr>
-        <w:t>It says something was changed while I worked on it.</w:t>
-      </w:r>
-      <w:r>
-        <w:t xml:space="preserve"> Someone else saved it first. Close the form, open the item again, and redo your change.</w:t>
-      </w:r>
-    </w:p>
-    <w:p>
-      <w:r/>
-      <w:r>
-        <w:rPr>
-          <w:b/>
-        </w:rPr>
-        <w:t>It says saving isn't working.</w:t>
-      </w:r>
-      <w:r>
-        <w:t xml:space="preserve"> Nothing you typed has been lost. Wait a moment and press Save again.</w:t>
-      </w:r>
-    </w:p>
-    <w:p>
-      <w:r/>
-      <w:r>
-        <w:rPr>
-          <w:b/>
-        </w:rPr>
-        <w:t>The welcome or the tips came back.</w:t>
-      </w:r>
-      <w:r>
-        <w:t xml:space="preserve"> The browser's saved settings were cleared, or you're using a different browser. Press Skip or Got it again.</w:t>
-      </w:r>
-    </w:p>
-    <w:p>
-      <w:pPr>
-        <w:pStyle w:val="Heading2"/>
-      </w:pPr>
-      <w:r>
-        <w:t>Part 2: For the person who looks after it</w:t>
-      </w:r>
-    </w:p>
-    <w:p>
-      <w:pPr>
-        <w:pStyle w:val="Heading2"/>
-      </w:pPr>
-      <w:r>
-        <w:t>More tools</w:t>
-      </w:r>
-    </w:p>
-    <w:p>
-      <w:pPr>
-        <w:pStyle w:val="ListBullet"/>
-      </w:pPr>
-      <w:r/>
-      <w:r>
-        <w:rPr>
-          <w:b/>
-        </w:rPr>
-        <w:t>Money</w:t>
-      </w:r>
-      <w:r>
-        <w:t xml:space="preserve"> lists each grant's award, recorded spending, and what is left, with the date the spending was typed in. These are typed-in totals, not accounting.</w:t>
-      </w:r>
-    </w:p>
-    <w:p>
-      <w:pPr>
-        <w:pStyle w:val="ListBullet"/>
-      </w:pPr>
-      <w:r/>
-      <w:r>
-        <w:rPr>
-          <w:b/>
-        </w:rPr>
-        <w:t>Reports &amp; proof</w:t>
-      </w:r>
-      <w:r>
-        <w:t xml:space="preserve"> lists funder requirements and whether each has its proof link.</w:t>
-      </w:r>
-    </w:p>
-    <w:p>
-      <w:pPr>
-        <w:pStyle w:val="ListBullet"/>
-      </w:pPr>
-      <w:r/>
-      <w:r>
-        <w:rPr>
-          <w:b/>
-        </w:rPr>
-        <w:t>Staff tasks</w:t>
-      </w:r>
-      <w:r>
-        <w:t xml:space="preserve"> and </w:t>
-      </w:r>
-      <w:r>
-        <w:rPr>
-          <w:b/>
-        </w:rPr>
-        <w:t>Problems</w:t>
-      </w:r>
-      <w:r>
-        <w:t xml:space="preserve"> list those items. A problem can record how serious it is and who decides. No email or message is sent.</w:t>
-      </w:r>
-    </w:p>
-    <w:p>
-      <w:pPr>
-        <w:pStyle w:val="ListBullet"/>
-      </w:pPr>
-      <w:r/>
-      <w:r>
-        <w:rPr>
-          <w:b/>
-        </w:rPr>
-        <w:t>Grant Radar</w:t>
-      </w:r>
-      <w:r>
-        <w:t xml:space="preserve"> holds funding leads. Open a lead and press </w:t>
-      </w:r>
-      <w:r>
-        <w:rPr>
-          <w:b/>
-        </w:rPr>
-        <w:t>Awarded: move to Grants</w:t>
-      </w:r>
-      <w:r>
-        <w:t xml:space="preserve"> to create a pending grant. This doesn't confirm funding. After that, the lead shows Already in Grants.</w:t>
-      </w:r>
-    </w:p>
-    <w:p>
-      <w:pPr>
-        <w:pStyle w:val="ListBullet"/>
-      </w:pPr>
-      <w:r/>
-      <w:r>
-        <w:rPr>
-          <w:b/>
-        </w:rPr>
-        <w:t>Recent changes</w:t>
-      </w:r>
-      <w:r>
-        <w:t xml:space="preserve"> shows the last 100 saves from both Practice and Our grants.</w:t>
-      </w:r>
-    </w:p>
-    <w:p>
-      <w:pPr>
-        <w:pStyle w:val="ListBullet"/>
-      </w:pPr>
-      <w:r>
-        <w:t xml:space="preserve">With More tools on, Home also has </w:t>
-      </w:r>
-      <w:r>
-        <w:rPr>
-          <w:b/>
-        </w:rPr>
-        <w:t>Totals for administrators</w:t>
-      </w:r>
-      <w:r>
-        <w:t>, and record pages show when the source was last checked.</w:t>
-      </w:r>
-    </w:p>
-    <w:p>
-      <w:pPr>
-        <w:pStyle w:val="Heading2"/>
-      </w:pPr>
-      <w:r>
-        <w:t>Backups and files</w:t>
-      </w:r>
-    </w:p>
-    <w:p>
-      <w:r>
-        <w:t xml:space="preserve">Open </w:t>
-      </w:r>
-      <w:r>
-        <w:rPr>
-          <w:b/>
-        </w:rPr>
-        <w:t>Settings &amp; backup</w:t>
-      </w:r>
-      <w:r>
-        <w:t>.</w:t>
-      </w:r>
-    </w:p>
-    <w:p>
-      <w:pPr>
-        <w:pStyle w:val="ListBullet"/>
-      </w:pPr>
-      <w:r/>
-      <w:r>
-        <w:rPr>
-          <w:b/>
-        </w:rPr>
-        <w:t>Download a backup</w:t>
-      </w:r>
-      <w:r>
-        <w:t xml:space="preserve"> saves every record in the grants you are showing to a JSON file (schemaVersion 3), including each grant's measures, ZIP codes, payments, and stories. It does not include Recent changes or browser settings.</w:t>
-      </w:r>
-    </w:p>
-    <w:p>
-      <w:pPr>
-        <w:pStyle w:val="ListBullet"/>
-      </w:pPr>
-      <w:r/>
-      <w:r>
-        <w:rPr>
-          <w:b/>
-        </w:rPr>
-        <w:t>Add records from a file</w:t>
-      </w:r>
-      <w:r>
-        <w:t xml:space="preserve"> adds records from a backup or a Grant Radar file. It never changes or replaces what is already there. It takes 1 to 100 records at a time and rejects the whole file if any record repeats one already present (same kind, title, and link). Importing a backup into the same workspace is therefore not a restore. INTEGRATION.md has the full file format; Grant Radar has a template download.</w:t>
-      </w:r>
-    </w:p>
-    <w:p>
-      <w:pPr>
-        <w:pStyle w:val="ListBullet"/>
-      </w:pPr>
-      <w:r/>
-      <w:r>
-        <w:rPr>
-          <w:b/>
-        </w:rPr>
-        <w:t>Start practice over</w:t>
-      </w:r>
-      <w:r>
-        <w:t xml:space="preserve"> puts the practice grants back to how they began, after a confirmation. It affects everyone using the practice grants, and never touches Our grants.</w:t>
-      </w:r>
-    </w:p>
-    <w:p>
-      <w:r>
-        <w:t>A full restore needs a database backup managed by your administrator, not the in-app download.</w:t>
-      </w:r>
-    </w:p>
-    <w:p>
-      <w:pPr>
-        <w:pStyle w:val="Heading2"/>
-      </w:pPr>
-      <w:r>
-        <w:t>Privacy and limits</w:t>
-      </w:r>
-    </w:p>
-    <w:p>
-      <w:r>
-        <w:t>The current site is public. There is no sign-in, and the records API returns both Practice and Our grants to anyone who can reach it. Names typed in "Who is doing it" are labels, not permissions. Use made-up or non-sensitive information only until the checklist below is done.</w:t>
-      </w:r>
-    </w:p>
-    <w:p>
-      <w:r>
-        <w:t>The browser remembers three things: whether the welcome was finished (nami-grants-onboarding-v2), which tips were put away (nami-grants-tips-v1), and whether More tools is open (nami-grants-more-tools). Records are stored in the site's database.</w:t>
-      </w:r>
-    </w:p>
-    <w:p>
-      <w:r>
-        <w:t>Nothing is connected yet: no Microsoft sign-in, SharePoint, email, calendar, accounting, or automatic Grant Radar searches. No reminders are sent.</w:t>
-      </w:r>
-    </w:p>
-    <w:p>
-      <w:pPr>
-        <w:pStyle w:val="Heading2"/>
-      </w:pPr>
-      <w:r>
-        <w:t>Before using it for real grants</w:t>
-      </w:r>
-    </w:p>
-    <w:p>
-      <w:pPr>
-        <w:pStyle w:val="ListBullet"/>
-      </w:pPr>
-      <w:r>
-        <w:t>Agree who owns the workspace and approve a deployment.</w:t>
-      </w:r>
-    </w:p>
-    <w:p>
-      <w:pPr>
-        <w:pStyle w:val="ListBullet"/>
-      </w:pPr>
-      <w:r>
-        <w:t>Add Microsoft sign-in (Entra ID) with roles, so only staff can see and change records. Check the records API as well as the pages.</w:t>
-      </w:r>
-    </w:p>
-    <w:p>
-      <w:pPr>
-        <w:pStyle w:val="ListBullet"/>
-      </w:pPr>
-      <w:r>
-        <w:t>Decide which documents live in SharePoint or OneDrive, and use those links as proof.</w:t>
-      </w:r>
-    </w:p>
-    <w:p>
-      <w:pPr>
-        <w:pStyle w:val="ListBullet"/>
-      </w:pPr>
-      <w:r>
-        <w:t>Set up a tested database backup and restore.</w:t>
-      </w:r>
-    </w:p>
-    <w:p>
-      <w:pPr>
-        <w:pStyle w:val="ListBullet"/>
-      </w:pPr>
-      <w:r>
-        <w:t>Agree what each grant measures, how families and people are counted, and who reviews progress.</w:t>
-      </w:r>
-    </w:p>
-    <w:p>
-      <w:pPr>
-        <w:pStyle w:val="ListBullet"/>
-      </w:pPr>
-      <w:r>
-        <w:t>Approve rules for stories, photos and consent. Keep participants' own records out of this tool.</w:t>
-      </w:r>
-    </w:p>
-    <w:p>
-      <w:pPr>
-        <w:pStyle w:val="ListBullet"/>
-      </w:pPr>
-      <w:r>
-        <w:t>If reminders are wanted, set up Outlook, Calendar or Teams delivery and test it.</w:t>
-      </w:r>
-    </w:p>
-    <w:p>
-      <w:pPr>
-        <w:pStyle w:val="ListBullet"/>
-      </w:pPr>
-      <w:r>
-        <w:t>Try it with the Associate Director and Executive Director, note any gaps, and decide who releases changes.</w:t>
-      </w:r>
-    </w:p>
-    <w:p>
-      <w:pPr>
-        <w:pStyle w:val="ListBullet"/>
-      </w:pPr>
-      <w:r>
-        <w:t>Keep this manual current: edit USER_MANUAL.md and QUICKSTART.md, then rebuild the web, Word and PDF copies with scripts/build-manuals.py.</w:t>
       </w:r>
     </w:p>
     <w:p>
@@ -7541,7 +7543,7 @@
         <w:rPr>
           <w:i/>
         </w:rPr>
-        <w:t>Four emails. Jesse sends the first to the Executive Director. The Executive Director forwards the other three, each to the owner of that program, with Jesse copied, one at a time: Volunteers &amp; Events in week 1, the Grant Dashboard in week 2, Grant Radar any time after. Each program email stands on its own. Fill in the bracketed parts before sending.</w:t>
+        <w:t>Four emails. Jesse sends the first to the Executive Director. The Executive Director forwards the next two to the grants person, with Jesse copied: the Grant Dashboard in week 1, Grant Radar any time from week 2. The fourth, Volunteers &amp; Events, is held for phase two; do not send it now. Each program email stands on its own. Fill in the bracketed parts before sending.</w:t>
       </w:r>
       <w:r/>
     </w:p>
@@ -7567,7 +7569,7 @@
         <w:t>Subject:</w:t>
       </w:r>
       <w:r>
-        <w:t xml:space="preserve"> Three small programs for NAMI, ready to test: what they are, the plan, and what I am asking</w:t>
+        <w:t xml:space="preserve"> NAMI's grant programs, ready to test: what they are, the plan, and what I am asking</w:t>
       </w:r>
     </w:p>
     <w:p>
@@ -7577,7 +7579,7 @@
     </w:p>
     <w:p>
       <w:r>
-        <w:t>The three programs are ready for testing. This email covers what they are, how the next few weeks would go, the longer-term plan, and the few things I am asking of you. Everything is also in one handbook, linked at the end.</w:t>
+        <w:t>The grant programs are ready for testing, starting with the Grant Dashboard as you asked. This email covers what the programs are, how the next few weeks would go, the longer-term plan, and the few things I am asking of you. Everything is also in one handbook, linked at the end.</w:t>
       </w:r>
     </w:p>
     <w:p>
@@ -7604,6 +7606,21 @@
         <w:rPr>
           <w:b/>
         </w:rPr>
+        <w:t>The Grant Dashboard</w:t>
+      </w:r>
+      <w:r>
+        <w:t xml:space="preserve"> keeps the grants we have: each grant, the reports its funder asks for, and when they are due. Home always shows one next step.</w:t>
+      </w:r>
+    </w:p>
+    <w:p>
+      <w:pPr>
+        <w:pStyle w:val="ListBullet"/>
+      </w:pPr>
+      <w:r/>
+      <w:r>
+        <w:rPr>
+          <w:b/>
+        </w:rPr>
         <w:t>Grant Radar</w:t>
       </w:r>
       <w:r>
@@ -7619,10 +7636,40 @@
         <w:rPr>
           <w:b/>
         </w:rPr>
-        <w:t>The Grant Dashboard</w:t>
-      </w:r>
-      <w:r>
-        <w:t xml:space="preserve"> keeps the grants we have: each grant, the reports its funder asks for, and when they are due. Home always shows one next step.</w:t>
+        <w:t>Volunteers &amp; Events</w:t>
+      </w:r>
+      <w:r>
+        <w:t xml:space="preserve"> runs the events: the volunteer jobs, who said yes, who came and their hours, a printable sign-in sheet for the door, and gifts of food, goods and time. It is built and ready, and starts in phase two: it holds volunteers' names and contact details, so it waits for NAMI's own sign-in rather than going on today's links.</w:t>
+      </w:r>
+    </w:p>
+    <w:p>
+      <w:r>
+        <w:t>They all begin at one landing page, which also holds the guides and the handbook:</w:t>
+      </w:r>
+    </w:p>
+    <w:p>
+      <w:r/>
+      <w:r>
+        <w:rPr>
+          <w:b/>
+        </w:rPr>
+        <w:t>https://jessejberg-cloud.github.io/nami_grant_dashboard</w:t>
+      </w:r>
+      <w:r/>
+    </w:p>
+    <w:p>
+      <w:r/>
+      <w:r>
+        <w:rPr>
+          <w:b/>
+        </w:rPr>
+        <w:t>Phase one, starting now: testing the grant programs</w:t>
+      </w:r>
+      <w:r/>
+    </w:p>
+    <w:p>
+      <w:r>
+        <w:t>The grants person owns both grant programs during testing:</w:t>
       </w:r>
     </w:p>
     <w:p>
@@ -7634,26 +7681,317 @@
         <w:rPr>
           <w:b/>
         </w:rPr>
-        <w:t>Volunteers &amp; Events</w:t>
-      </w:r>
-      <w:r>
-        <w:t xml:space="preserve"> runs the events: the volunteer jobs, who said yes, who came and their hours, a printable sign-in sheet for the door, and gifts of food, goods and time. Money gifts stay in your donor system; this program records money only when it is for an event, and reminds people to put it in the donor system too.</w:t>
-      </w:r>
-    </w:p>
-    <w:p>
-      <w:r>
-        <w:t>They all begin at one landing page, which also holds the guides and the handbook:</w:t>
-      </w:r>
-    </w:p>
-    <w:p>
+        <w:t>Week 1:</w:t>
+      </w:r>
+      <w:r>
+        <w:t xml:space="preserve"> the Grant Dashboard, on practice grants for its first two weeks. It has no sign-in yet, so real grants wait until week 3, with a weekly backup.</w:t>
+      </w:r>
+    </w:p>
+    <w:p>
+      <w:pPr>
+        <w:pStyle w:val="ListBullet"/>
+      </w:pPr>
       <w:r/>
       <w:r>
         <w:rPr>
           <w:b/>
         </w:rPr>
+        <w:t>Any time from week 2:</w:t>
+      </w:r>
+      <w:r>
+        <w:t xml:space="preserve"> Grant Radar.</w:t>
+      </w:r>
+    </w:p>
+    <w:p>
+      <w:r>
+        <w:t>The grants person gets a 20-minute walkthrough with me in week 1, by phone, screen share or in person, whichever they prefer. After that they keep a 15-minute weekly routine: open it, mark what happened, save a backup. I send them three short questions at the end of weeks 2 and 4. "Haven't looked yet" is a complete answer, and nobody is chased. I fix things as feedback comes in, and changes reach the links within minutes.</w:t>
+      </w:r>
+    </w:p>
+    <w:p>
+      <w:r>
+        <w:t>Success by week 4 is simple: one real grant tracked to a report in the Dashboard, and one good lead sent on from Radar.</w:t>
+      </w:r>
+    </w:p>
+    <w:p>
+      <w:r/>
+      <w:r>
+        <w:rPr>
+          <w:b/>
+        </w:rPr>
+        <w:t>Phase two, if the testing goes well: NAMI's own home</w:t>
+      </w:r>
+      <w:r/>
+    </w:p>
+    <w:p>
+      <w:r>
+        <w:t>After week 4 we decide together whether the programs are useful enough to make NAMI's own. If they are, they move into accounts NAMI owns, free at this size, and Volunteers &amp; Events starts there with the volunteer coordinator. There would be one sign-in for all three: a code sent to the person's NAMI email, with no password to invent, and Microsoft sign-in can be connected later. Records would live in NAMI's account rather than mine, and you would get a fresh set of links.</w:t>
+      </w:r>
+    </w:p>
+    <w:p>
+      <w:r>
+        <w:t>From there the suite can grow. New programs can be added behind the same door as needs come up, including ones with private information such as finances, each limited to named people. If a paid tier is ever needed, it is a small monthly fee, not a rebuild.</w:t>
+      </w:r>
+    </w:p>
+    <w:p>
+      <w:r/>
+      <w:r>
+        <w:rPr>
+          <w:b/>
+        </w:rPr>
+        <w:t>Two people responsible for the code</w:t>
+      </w:r>
+      <w:r/>
+    </w:p>
+    <w:p>
+      <w:r>
+        <w:t>Two people would be able to change the programs: me, and one person inside NAMI. That person also co-owns NAMI's accounts with me in phase two and decides who gets access. It is a few minutes a month, not a project. I would suggest the office manager or the volunteer coordinator.</w:t>
+      </w:r>
+    </w:p>
+    <w:p>
+      <w:r/>
+      <w:r>
+        <w:rPr>
+          <w:b/>
+        </w:rPr>
+        <w:t>What I am asking of you</w:t>
+      </w:r>
+      <w:r/>
+    </w:p>
+    <w:p>
+      <w:pPr>
+        <w:ind w:left="461" w:hanging="374"/>
+      </w:pPr>
+      <w:r>
+        <w:t xml:space="preserve">1.  </w:t>
+      </w:r>
+      <w:r>
+        <w:rPr>
+          <w:b/>
+        </w:rPr>
+        <w:t>Forward the two grant emails that follow to the grants person,</w:t>
+      </w:r>
+      <w:r>
+        <w:t xml:space="preserve"> with me copied: the Grant Dashboard this week, Grant Radar any time from next week. Please add their name at the top. (The Volunteers &amp; Events email is for phase two.)</w:t>
+      </w:r>
+    </w:p>
+    <w:p>
+      <w:pPr>
+        <w:ind w:left="461" w:hanging="374"/>
+      </w:pPr>
+      <w:r>
+        <w:t xml:space="preserve">2.  </w:t>
+      </w:r>
+      <w:r>
+        <w:rPr>
+          <w:b/>
+        </w:rPr>
+        <w:t>Confirm the internal person by week 4,</w:t>
+      </w:r>
+      <w:r>
+        <w:t xml:space="preserve"> whether that is one of my suggestions or someone else.</w:t>
+      </w:r>
+    </w:p>
+    <w:p>
+      <w:pPr>
+        <w:ind w:left="461" w:hanging="374"/>
+      </w:pPr>
+      <w:r>
+        <w:t xml:space="preserve">3.  </w:t>
+      </w:r>
+      <w:r>
+        <w:rPr>
+          <w:b/>
+        </w:rPr>
+        <w:t>Help make the call after week 4:</w:t>
+      </w:r>
+      <w:r>
+        <w:t xml:space="preserve"> phase two, or more testing.</w:t>
+      </w:r>
+    </w:p>
+    <w:p>
+      <w:pPr>
+        <w:ind w:left="461" w:hanging="374"/>
+      </w:pPr>
+      <w:r>
+        <w:t xml:space="preserve">4.  </w:t>
+      </w:r>
+      <w:r>
+        <w:rPr>
+          <w:b/>
+        </w:rPr>
+        <w:t>Keep the one privacy rule visible:</w:t>
+      </w:r>
+      <w:r>
+        <w:t xml:space="preserve"> no health or diagnosis details, background-check reports, ID numbers or bank details in any of the programs.</w:t>
+      </w:r>
+    </w:p>
+    <w:p>
+      <w:r/>
+      <w:r>
+        <w:rPr>
+          <w:b/>
+        </w:rPr>
+        <w:t>The links</w:t>
+      </w:r>
+      <w:r/>
+    </w:p>
+    <w:p>
+      <w:pPr>
+        <w:pStyle w:val="ListBullet"/>
+      </w:pPr>
+      <w:r>
+        <w:t>The landing page, where everyone starts: https://jessejberg-cloud.github.io/nami_grant_dashboard</w:t>
+      </w:r>
+    </w:p>
+    <w:p>
+      <w:pPr>
+        <w:pStyle w:val="ListBullet"/>
+      </w:pPr>
+      <w:r>
+        <w:t>The handbook, for you and the grants person: the plan on one page, how the rollout works, and all the guides: https://jessejberg-cloud.github.io/nami_grant_dashboard/guides/NAMI_Dashboard_Suite_Handbook.pdf (a Word copy is on the landing page)</w:t>
+      </w:r>
+    </w:p>
+    <w:p>
+      <w:pPr>
+        <w:pStyle w:val="ListBullet"/>
+      </w:pPr>
+      <w:r>
+        <w:t>The plan on one page: https://jessejberg-cloud.github.io/nami_grant_dashboard/project-map.html</w:t>
+      </w:r>
+    </w:p>
+    <w:p>
+      <w:pPr>
+        <w:pStyle w:val="ListBullet"/>
+      </w:pPr>
+      <w:r>
+        <w:t>Grant Dashboard: https://nami-grant-workspace.brainspottingonline.chatgpt.site (no sign-in)</w:t>
+      </w:r>
+    </w:p>
+    <w:p>
+      <w:pPr>
+        <w:pStyle w:val="ListBullet"/>
+      </w:pPr>
+      <w:r>
+        <w:t>Grant Radar: https://jessejberg-cloud.github.io/nami_grant_dashboard/radar/ (no sign-in; each person's own list, saved in their browser)</w:t>
+      </w:r>
+    </w:p>
+    <w:p>
+      <w:pPr>
+        <w:pStyle w:val="ListBullet"/>
+      </w:pPr>
+      <w:r>
+        <w:t>Quick start guides, all three: https://jessejberg-cloud.github.io/nami_grant_dashboard/guides/NAMI_Dashboard_Suite_Quick_Start_Guides.pdf</w:t>
+      </w:r>
+    </w:p>
+    <w:p>
+      <w:pPr>
+        <w:pStyle w:val="ListBullet"/>
+      </w:pPr>
+      <w:r>
+        <w:t>User manuals, all three: https://jessejberg-cloud.github.io/nami_grant_dashboard/guides/NAMI_Dashboard_Suite_User_Manuals.pdf</w:t>
+      </w:r>
+    </w:p>
+    <w:p>
+      <w:r>
+        <w:t>I will bring printed copies of the handbook for you and the grants person. If you would like to walk through any of it together first, reply here or call me at [phone].</w:t>
+      </w:r>
+    </w:p>
+    <w:p>
+      <w:r>
+        <w:t>Thanks,</w:t>
+      </w:r>
+    </w:p>
+    <w:p>
+      <w:r>
+        <w:t>Jesse</w:t>
+      </w:r>
+    </w:p>
+    <w:p>
+      <w:r>
+        <w:br w:type="page"/>
+      </w:r>
+    </w:p>
+    <w:p>
+      <w:pPr>
+        <w:pStyle w:val="Heading1"/>
+      </w:pPr>
+      <w:r>
+        <w:t>2. Grant Dashboard (week 1, for the grants person)</w:t>
+      </w:r>
+    </w:p>
+    <w:p>
+      <w:r/>
+      <w:r>
+        <w:rPr>
+          <w:b/>
+        </w:rPr>
+        <w:t>Subject:</w:t>
+      </w:r>
+      <w:r>
+        <w:t xml:space="preserve"> The Grant Dashboard: your link, a quick walkthrough, and the first three things to try</w:t>
+      </w:r>
+    </w:p>
+    <w:p>
+      <w:r>
+        <w:t>Hi [name],</w:t>
+      </w:r>
+    </w:p>
+    <w:p>
+      <w:r>
+        <w:t>You are the owner of the Grant Dashboard, where we keep each grant, the reports its funder asks for, and when they are due. It is the first program NAMI is testing, so what you find shapes it.</w:t>
+      </w:r>
+    </w:p>
+    <w:p>
+      <w:r/>
+      <w:r>
+        <w:rPr>
+          <w:b/>
+        </w:rPr>
+        <w:t>Start here:</w:t>
+      </w:r>
+      <w:r>
+        <w:t xml:space="preserve"> open the NAMI landing page, bookmark it, and press </w:t>
+      </w:r>
+      <w:r>
+        <w:rPr>
+          <w:b/>
+        </w:rPr>
+        <w:t>Open Grant Dashboard</w:t>
+      </w:r>
+      <w:r>
+        <w:t>:</w:t>
+      </w:r>
+    </w:p>
+    <w:p>
+      <w:r>
         <w:t>https://jessejberg-cloud.github.io/nami_grant_dashboard</w:t>
       </w:r>
+    </w:p>
+    <w:p>
+      <w:r>
+        <w:t xml:space="preserve">There is nothing to sign in to. That also means anyone with the address could see or change what is in it, until it moves to NAMI's own home with a sign-in. So: </w:t>
+      </w:r>
+      <w:r>
+        <w:rPr>
+          <w:b/>
+        </w:rPr>
+        <w:t>for the first two weeks, use the practice grants only.</w:t>
+      </w:r>
+      <w:r>
+        <w:t xml:space="preserve"> From week 3, real grants are fine if you are comfortable, with a backup downloaded once a week (More tools → Settings &amp; backup → Download a backup). Never anything private about the people we serve.</w:t>
+      </w:r>
+    </w:p>
+    <w:p>
       <w:r/>
+      <w:r>
+        <w:rPr>
+          <w:b/>
+        </w:rPr>
+        <w:t>A 20-minute walkthrough this week.</w:t>
+      </w:r>
+      <w:r>
+        <w:t xml:space="preserve"> Reply with a time that suits you, and say whether you would like phone, screen share or in person. We will set up one grant together on the practice side.</w:t>
+      </w:r>
     </w:p>
     <w:p>
       <w:r/>
@@ -7661,14 +7999,581 @@
         <w:rPr>
           <w:b/>
         </w:rPr>
-        <w:t>Phase one, starting now: testing, one program at a time</w:t>
-      </w:r>
+        <w:t>The first time it opens,</w:t>
+      </w:r>
+      <w:r>
+        <w:t xml:space="preserve"> a short welcome has three steps. Choose </w:t>
+      </w:r>
+      <w:r>
+        <w:rPr>
+          <w:b/>
+        </w:rPr>
+        <w:t>Practice with made-up grants</w:t>
+      </w:r>
+      <w:r>
+        <w:t>.</w:t>
+      </w:r>
+    </w:p>
+    <w:p>
       <w:r/>
-    </w:p>
-    <w:p>
-      <w:r>
-        <w:t>Each program has one owner: the volunteer coordinator for Volunteers &amp; Events, and the grants person for the Grant Dashboard and Grant Radar. They start one at a time, so each gets proper attention:</w:t>
-      </w:r>
+      <w:r>
+        <w:rPr>
+          <w:b/>
+        </w:rPr>
+        <w:t>The first three things to try:</w:t>
+      </w:r>
+      <w:r/>
+    </w:p>
+    <w:p>
+      <w:pPr>
+        <w:ind w:left="461" w:hanging="374"/>
+      </w:pPr>
+      <w:r>
+        <w:t xml:space="preserve">1.  Look at Home. </w:t>
+      </w:r>
+      <w:r>
+        <w:rPr>
+          <w:b/>
+        </w:rPr>
+        <w:t>Your next step</w:t>
+      </w:r>
+      <w:r>
+        <w:t xml:space="preserve"> always shows one thing to do, with one button.</w:t>
+      </w:r>
+    </w:p>
+    <w:p>
+      <w:pPr>
+        <w:ind w:left="461" w:hanging="374"/>
+      </w:pPr>
+      <w:r>
+        <w:t xml:space="preserve">2.  Add a grant. Press </w:t>
+      </w:r>
+      <w:r>
+        <w:rPr>
+          <w:b/>
+        </w:rPr>
+        <w:t>Add a grant</w:t>
+      </w:r>
+      <w:r>
+        <w:t xml:space="preserve">; only the name is needed. Press </w:t>
+      </w:r>
+      <w:r>
+        <w:rPr>
+          <w:b/>
+        </w:rPr>
+        <w:t>Save now</w:t>
+      </w:r>
+      <w:r>
+        <w:t xml:space="preserve"> to finish later, or go through the three short steps. A Final report is filled in for you.</w:t>
+      </w:r>
+    </w:p>
+    <w:p>
+      <w:pPr>
+        <w:ind w:left="461" w:hanging="374"/>
+      </w:pPr>
+      <w:r>
+        <w:t xml:space="preserve">3.  Add a report. Open the grant and press </w:t>
+      </w:r>
+      <w:r>
+        <w:rPr>
+          <w:b/>
+        </w:rPr>
+        <w:t>Add a report or due date</w:t>
+      </w:r>
+      <w:r>
+        <w:t>: a name, a date, and who is doing it.</w:t>
+      </w:r>
+    </w:p>
+    <w:p>
+      <w:r>
+        <w:t xml:space="preserve">When something is done, open it from the To-do list and press </w:t>
+      </w:r>
+      <w:r>
+        <w:rPr>
+          <w:b/>
+        </w:rPr>
+        <w:t>Mark done</w:t>
+      </w:r>
+      <w:r>
+        <w:t>. A funder requirement asks for a link to what you sent.</w:t>
+      </w:r>
+    </w:p>
+    <w:p>
+      <w:r/>
+      <w:r>
+        <w:rPr>
+          <w:b/>
+        </w:rPr>
+        <w:t>Good to know:</w:t>
+      </w:r>
+      <w:r>
+        <w:t xml:space="preserve"> each page has one short tip; </w:t>
+      </w:r>
+      <w:r>
+        <w:rPr>
+          <w:b/>
+        </w:rPr>
+        <w:t>Got it</w:t>
+      </w:r>
+      <w:r>
+        <w:t xml:space="preserve"> puts it away, </w:t>
+      </w:r>
+      <w:r>
+        <w:rPr>
+          <w:b/>
+        </w:rPr>
+        <w:t>Later</w:t>
+      </w:r>
+      <w:r>
+        <w:t xml:space="preserve"> brings it back tomorrow. </w:t>
+      </w:r>
+      <w:r>
+        <w:rPr>
+          <w:b/>
+        </w:rPr>
+        <w:t>Showing</w:t>
+      </w:r>
+      <w:r>
+        <w:t>, at the top right, switches between Practice grants and Our grants, which are kept separate.</w:t>
+      </w:r>
+    </w:p>
+    <w:p>
+      <w:r/>
+      <w:r>
+        <w:rPr>
+          <w:b/>
+        </w:rPr>
+        <w:t>Your weekly routine, 15 minutes:</w:t>
+      </w:r>
+      <w:r>
+        <w:t xml:space="preserve"> open it, mark what was sent, and from week 3 download a backup to the shared drive.</w:t>
+      </w:r>
+    </w:p>
+    <w:p>
+      <w:r/>
+      <w:r>
+        <w:rPr>
+          <w:b/>
+        </w:rPr>
+        <w:t>Guides:</w:t>
+      </w:r>
+      <w:r>
+        <w:t xml:space="preserve"> the quick start (https://jessejberg-cloud.github.io/nami_grant_dashboard/guides/Grant_Dashboard_Quick_Start.pdf) and the full manual (https://jessejberg-cloud.github.io/nami_grant_dashboard/guides/Grant_Dashboard_User_Manual.pdf). The same words are inside the Dashboard under Help.</w:t>
+      </w:r>
+    </w:p>
+    <w:p>
+      <w:r>
+        <w:t>I will check in with three short questions at the end of week 2 and week 4. In between, reply to this email any time.</w:t>
+      </w:r>
+    </w:p>
+    <w:p>
+      <w:r>
+        <w:t>Thanks,</w:t>
+      </w:r>
+    </w:p>
+    <w:p>
+      <w:r>
+        <w:t>Jesse</w:t>
+      </w:r>
+    </w:p>
+    <w:p>
+      <w:r>
+        <w:t>[phone]</w:t>
+      </w:r>
+    </w:p>
+    <w:p>
+      <w:r>
+        <w:br w:type="page"/>
+      </w:r>
+    </w:p>
+    <w:p>
+      <w:pPr>
+        <w:pStyle w:val="Heading1"/>
+      </w:pPr>
+      <w:r>
+        <w:t>3. Grant Radar (any time from week 2, for the grants person)</w:t>
+      </w:r>
+    </w:p>
+    <w:p>
+      <w:r/>
+      <w:r>
+        <w:rPr>
+          <w:b/>
+        </w:rPr>
+        <w:t>Subject:</w:t>
+      </w:r>
+      <w:r>
+        <w:t xml:space="preserve"> Grant Radar: your link and the first three things to try</w:t>
+      </w:r>
+    </w:p>
+    <w:p>
+      <w:r>
+        <w:t>Hi [name],</w:t>
+      </w:r>
+    </w:p>
+    <w:p>
+      <w:r>
+        <w:t>Grant Radar is the step before the Grant Dashboard: a list of grant leads that might suit us, with the apply-by date, the amount, why each might fit and what we still need to find out. It helps you decide what to look at next and passes good leads to the Dashboard. It does not apply for grants or decide who qualifies; people do that.</w:t>
+      </w:r>
+    </w:p>
+    <w:p>
+      <w:r/>
+      <w:r>
+        <w:rPr>
+          <w:b/>
+        </w:rPr>
+        <w:t>Start here:</w:t>
+      </w:r>
+      <w:r>
+        <w:t xml:space="preserve"> open the NAMI landing page and press </w:t>
+      </w:r>
+      <w:r>
+        <w:rPr>
+          <w:b/>
+        </w:rPr>
+        <w:t>Open Grant Radar</w:t>
+      </w:r>
+      <w:r>
+        <w:t>:</w:t>
+      </w:r>
+    </w:p>
+    <w:p>
+      <w:r>
+        <w:t>https://jessejberg-cloud.github.io/nami_grant_dashboard</w:t>
+      </w:r>
+    </w:p>
+    <w:p>
+      <w:r>
+        <w:t>Nothing to sign in to and nothing to install. Your leads are saved in your own browser on your own computer, so use the same computer each time, not a shared one. Save a backup now and then from Help → Your data → Save a backup.</w:t>
+      </w:r>
+    </w:p>
+    <w:p>
+      <w:r/>
+      <w:r>
+        <w:rPr>
+          <w:b/>
+        </w:rPr>
+        <w:t>The first time it opens,</w:t>
+      </w:r>
+      <w:r>
+        <w:t xml:space="preserve"> a short tour points at each part of the screen. Radar starts with four real leads from public funder pages and one made-up </w:t>
+      </w:r>
+      <w:r>
+        <w:rPr>
+          <w:b/>
+        </w:rPr>
+        <w:t>practice lead</w:t>
+      </w:r>
+      <w:r>
+        <w:t xml:space="preserve"> with a purple tag; try anything on that one.</w:t>
+      </w:r>
+    </w:p>
+    <w:p>
+      <w:r/>
+      <w:r>
+        <w:rPr>
+          <w:b/>
+        </w:rPr>
+        <w:t>The first three things to try:</w:t>
+      </w:r>
+      <w:r/>
+    </w:p>
+    <w:p>
+      <w:pPr>
+        <w:ind w:left="461" w:hanging="374"/>
+      </w:pPr>
+      <w:r>
+        <w:t>1.  Look at Home: what is coming up, what needs checking, and what is shortlisted. Tap a lead to open it.</w:t>
+      </w:r>
+    </w:p>
+    <w:p>
+      <w:pPr>
+        <w:ind w:left="461" w:hanging="374"/>
+      </w:pPr>
+      <w:r>
+        <w:t xml:space="preserve">2.  Open a lead and type in </w:t>
+      </w:r>
+      <w:r>
+        <w:rPr>
+          <w:b/>
+        </w:rPr>
+        <w:t>Next step</w:t>
+      </w:r>
+      <w:r>
+        <w:t>. It saves by itself when you click away.</w:t>
+      </w:r>
+    </w:p>
+    <w:p>
+      <w:pPr>
+        <w:ind w:left="461" w:hanging="374"/>
+      </w:pPr>
+      <w:r>
+        <w:t xml:space="preserve">3.  Check a funder's page. Tap </w:t>
+      </w:r>
+      <w:r>
+        <w:rPr>
+          <w:b/>
+        </w:rPr>
+        <w:t>Open funder's page</w:t>
+      </w:r>
+      <w:r>
+        <w:t xml:space="preserve">, read it, then tap </w:t>
+      </w:r>
+      <w:r>
+        <w:rPr>
+          <w:b/>
+        </w:rPr>
+        <w:t>I checked the page</w:t>
+      </w:r>
+      <w:r>
+        <w:t xml:space="preserve"> and note what you saw.</w:t>
+      </w:r>
+    </w:p>
+    <w:p>
+      <w:r>
+        <w:t xml:space="preserve">To add a lead, tap </w:t>
+      </w:r>
+      <w:r>
+        <w:rPr>
+          <w:b/>
+        </w:rPr>
+        <w:t>+ Add a lead</w:t>
+      </w:r>
+      <w:r>
+        <w:t xml:space="preserve">; only the name is needed. To pass good leads on, go to </w:t>
+      </w:r>
+      <w:r>
+        <w:rPr>
+          <w:b/>
+        </w:rPr>
+        <w:t>Send</w:t>
+      </w:r>
+      <w:r>
+        <w:t xml:space="preserve">: tick the leads and tap </w:t>
+      </w:r>
+      <w:r>
+        <w:rPr>
+          <w:b/>
+        </w:rPr>
+        <w:t>Save the file</w:t>
+      </w:r>
+      <w:r>
+        <w:t xml:space="preserve">. Then in the Grant Dashboard, set </w:t>
+      </w:r>
+      <w:r>
+        <w:rPr>
+          <w:b/>
+        </w:rPr>
+        <w:t>Showing</w:t>
+      </w:r>
+      <w:r>
+        <w:t xml:space="preserve"> to Our grants, open </w:t>
+      </w:r>
+      <w:r>
+        <w:rPr>
+          <w:b/>
+        </w:rPr>
+        <w:t>More tools → Settings &amp; backup</w:t>
+      </w:r>
+      <w:r>
+        <w:t xml:space="preserve">, press </w:t>
+      </w:r>
+      <w:r>
+        <w:rPr>
+          <w:b/>
+        </w:rPr>
+        <w:t>Add records from a file</w:t>
+      </w:r>
+      <w:r>
+        <w:t>, and pick that file. Radar's Send page shows the same path.</w:t>
+      </w:r>
+    </w:p>
+    <w:p>
+      <w:r>
+        <w:t>If you would like a walkthrough for Radar too, reply and we will add 10 minutes to the next one. Use public information only.</w:t>
+      </w:r>
+    </w:p>
+    <w:p>
+      <w:r/>
+      <w:r>
+        <w:rPr>
+          <w:b/>
+        </w:rPr>
+        <w:t>Guides:</w:t>
+      </w:r>
+      <w:r>
+        <w:t xml:space="preserve"> the quick start (https://jessejberg-cloud.github.io/nami_grant_dashboard/guides/Grant_Radar_Quick_Start.pdf) and the full manual (https://jessejberg-cloud.github.io/nami_grant_dashboard/guides/Grant_Radar_User_Manual.pdf). The same words are inside Radar under Help.</w:t>
+      </w:r>
+    </w:p>
+    <w:p>
+      <w:r>
+        <w:t>Thanks,</w:t>
+      </w:r>
+    </w:p>
+    <w:p>
+      <w:r>
+        <w:t>Jesse</w:t>
+      </w:r>
+    </w:p>
+    <w:p>
+      <w:r>
+        <w:t>[phone]</w:t>
+      </w:r>
+    </w:p>
+    <w:p>
+      <w:r/>
+      <w:r>
+        <w:rPr>
+          <w:i/>
+        </w:rPr>
+        <w:t>Hold this email for phase two. Before sending, Jesse updates its links to NAMI's new address.</w:t>
+      </w:r>
+      <w:r/>
+    </w:p>
+    <w:p>
+      <w:r>
+        <w:br w:type="page"/>
+      </w:r>
+    </w:p>
+    <w:p>
+      <w:pPr>
+        <w:pStyle w:val="Heading1"/>
+      </w:pPr>
+      <w:r>
+        <w:t>4. Volunteers &amp; Events (phase two, for the volunteer coordinator; hold until then)</w:t>
+      </w:r>
+    </w:p>
+    <w:p>
+      <w:r/>
+      <w:r>
+        <w:rPr>
+          <w:b/>
+        </w:rPr>
+        <w:t>Subject:</w:t>
+      </w:r>
+      <w:r>
+        <w:t xml:space="preserve"> Volunteers &amp; Events: your link, a quick walkthrough, and the first three things to try</w:t>
+      </w:r>
+    </w:p>
+    <w:p>
+      <w:r>
+        <w:t>Hi [name],</w:t>
+      </w:r>
+    </w:p>
+    <w:p>
+      <w:r>
+        <w:t>You are the owner of Volunteers &amp; Events, the program where we keep our events, volunteers and supporters in one place.</w:t>
+      </w:r>
+    </w:p>
+    <w:p>
+      <w:r/>
+      <w:r>
+        <w:rPr>
+          <w:b/>
+        </w:rPr>
+        <w:t>Start here:</w:t>
+      </w:r>
+      <w:r>
+        <w:t xml:space="preserve"> open the NAMI landing page, bookmark it, and press </w:t>
+      </w:r>
+      <w:r>
+        <w:rPr>
+          <w:b/>
+        </w:rPr>
+        <w:t>Open Volunteers &amp; Events</w:t>
+      </w:r>
+      <w:r>
+        <w:t>:</w:t>
+      </w:r>
+    </w:p>
+    <w:p>
+      <w:r>
+        <w:t>https://jessejberg-cloud.github.io/nami_grant_dashboard</w:t>
+      </w:r>
+    </w:p>
+    <w:p>
+      <w:r>
+        <w:t>It asks you to sign in with your NAMI email, then type the one-time code it sends you. That sign-in keeps the volunteer list private. Everyone invited sees the same records, and a change shows up for everyone within a few seconds. There is no Save button: it saves as you type.</w:t>
+      </w:r>
+    </w:p>
+    <w:p>
+      <w:r/>
+      <w:r>
+        <w:rPr>
+          <w:b/>
+        </w:rPr>
+        <w:t>A 20-minute walkthrough in your first week.</w:t>
+      </w:r>
+      <w:r>
+        <w:t xml:space="preserve"> Reply with a time that suits you, and say whether you would like phone, screen share or in person. We will enter your next real event together.</w:t>
+      </w:r>
+    </w:p>
+    <w:p>
+      <w:r/>
+      <w:r>
+        <w:rPr>
+          <w:b/>
+        </w:rPr>
+        <w:t>The first three things to try:</w:t>
+      </w:r>
+      <w:r/>
+    </w:p>
+    <w:p>
+      <w:pPr>
+        <w:ind w:left="461" w:hanging="374"/>
+      </w:pPr>
+      <w:r>
+        <w:t>1.  Add an event. A name is enough to start; the date, times and place can come later.</w:t>
+      </w:r>
+    </w:p>
+    <w:p>
+      <w:pPr>
+        <w:ind w:left="461" w:hanging="374"/>
+      </w:pPr>
+      <w:r>
+        <w:t>2.  Add the jobs you need help with (Greeter, Setup, Food table) and how many people each needs.</w:t>
+      </w:r>
+    </w:p>
+    <w:p>
+      <w:pPr>
+        <w:ind w:left="461" w:hanging="374"/>
+      </w:pPr>
+      <w:r>
+        <w:t>3.  Type a volunteer's name under a job and press Enter. Anyone new is saved to the Volunteers list for you.</w:t>
+      </w:r>
+    </w:p>
+    <w:p>
+      <w:r>
+        <w:t xml:space="preserve">After the event, open it and tap </w:t>
+      </w:r>
+      <w:r>
+        <w:rPr>
+          <w:b/>
+        </w:rPr>
+        <w:t>Came</w:t>
+      </w:r>
+      <w:r>
+        <w:t xml:space="preserve"> next to each person, or </w:t>
+      </w:r>
+      <w:r>
+        <w:rPr>
+          <w:b/>
+        </w:rPr>
+        <w:t>Everyone came</w:t>
+      </w:r>
+      <w:r>
+        <w:t>. Their hours add up on their own.</w:t>
+      </w:r>
+    </w:p>
+    <w:p>
+      <w:r/>
+      <w:r>
+        <w:rPr>
+          <w:b/>
+        </w:rPr>
+        <w:t>Three things built for you:</w:t>
+      </w:r>
+      <w:r/>
     </w:p>
     <w:p>
       <w:pPr>
@@ -7679,10 +8584,10 @@
         <w:rPr>
           <w:b/>
         </w:rPr>
-        <w:t>Week 1:</w:t>
-      </w:r>
-      <w:r>
-        <w:t xml:space="preserve"> Volunteers &amp; Events, with the volunteer coordinator.</w:t>
+        <w:t>Print a sign-in sheet</w:t>
+      </w:r>
+      <w:r>
+        <w:t xml:space="preserve"> from any event: each job with the names signed up, blank lines, and a table for walk-ins.</w:t>
       </w:r>
     </w:p>
     <w:p>
@@ -7694,10 +8599,10 @@
         <w:rPr>
           <w:b/>
         </w:rPr>
-        <w:t>Week 2:</w:t>
-      </w:r>
-      <w:r>
-        <w:t xml:space="preserve"> the Grant Dashboard, with the grants person, on practice grants for its first two weeks. It has no sign-in yet, so real grants wait until week 3, with a weekly backup.</w:t>
+        <w:t>More → For the board</w:t>
+      </w:r>
+      <w:r>
+        <w:t xml:space="preserve"> gives you the year in four lines, ready to paste into a board update.</w:t>
       </w:r>
     </w:p>
     <w:p>
@@ -7709,20 +8614,10 @@
         <w:rPr>
           <w:b/>
         </w:rPr>
-        <w:t>Any time after that:</w:t>
-      </w:r>
-      <w:r>
-        <w:t xml:space="preserve"> Grant Radar, also with the grants person.</w:t>
-      </w:r>
-    </w:p>
-    <w:p>
-      <w:r>
-        <w:t>Each owner gets a 20-minute walkthrough with me in their first week, by phone, screen share or in person, whichever they prefer. After that they keep a 15-minute weekly routine: open it, mark what happened, save a backup. I send them three short questions at the end of weeks 2 and 4. "Haven't looked yet" is a complete answer, and nobody is chased. I fix things as feedback comes in, and changes reach the links within minutes.</w:t>
-      </w:r>
-    </w:p>
-    <w:p>
-      <w:r>
-        <w:t>Success by week 4 is simple: one real event run through Volunteers &amp; Events, one real grant tracked to a report in the Dashboard, and one good lead sent on from Radar.</w:t>
+        <w:t>Gifts:</w:t>
+      </w:r>
+      <w:r>
+        <w:t xml:space="preserve"> record food, goods and time here. Record money here only when it is for an event, such as a sponsor for the picnic, and put it in the donor system as well. The donor system stays the record of all giving.</w:t>
       </w:r>
     </w:p>
     <w:p>
@@ -7731,18 +8626,22 @@
         <w:rPr>
           <w:b/>
         </w:rPr>
-        <w:t>Phase two, if the testing goes well: NAMI's own home</w:t>
-      </w:r>
+        <w:t>Your weekly routine, 15 minutes:</w:t>
+      </w:r>
+      <w:r>
+        <w:t xml:space="preserve"> open it, mark who came, and save a backup (More → Backup → Save a backup file) to the shared drive. Tie it to something you already do, such as the day after each event.</w:t>
+      </w:r>
+    </w:p>
+    <w:p>
       <w:r/>
-    </w:p>
-    <w:p>
-      <w:r>
-        <w:t>After week 4 we decide together whether the programs are useful enough to make NAMI's own. If they are, they move into accounts NAMI owns, free at this size. There would be one sign-in for all three: a code sent to the person's NAMI email, with no password to invent, and Microsoft sign-in can be connected later. Records would live in NAMI's account rather than mine, and you would get a fresh set of links.</w:t>
-      </w:r>
-    </w:p>
-    <w:p>
-      <w:r>
-        <w:t>From there the suite can grow. New programs can be added behind the same door as needs come up, including ones with private information such as finances, each limited to named people. If a paid tier is ever needed, it is a small monthly fee, not a rebuild.</w:t>
+      <w:r>
+        <w:rPr>
+          <w:b/>
+        </w:rPr>
+        <w:t>Guides:</w:t>
+      </w:r>
+      <w:r>
+        <w:t xml:space="preserve"> the quick start (https://jessejberg-cloud.github.io/nami_grant_dashboard/guides/Volunteers_and_Events_Quick_Start.pdf) and the full manual (https://jessejberg-cloud.github.io/nami_grant_dashboard/guides/Volunteers_and_Events_User_Manual.pdf). The same words are inside the program, under More → How to use this.</w:t>
       </w:r>
     </w:p>
     <w:p>
@@ -7751,402 +8650,6 @@
         <w:rPr>
           <w:b/>
         </w:rPr>
-        <w:t>Two people responsible for the code</w:t>
-      </w:r>
-      <w:r/>
-    </w:p>
-    <w:p>
-      <w:r>
-        <w:t>Two people would be able to change the programs: me, and one person inside NAMI. That person also co-owns NAMI's accounts with me in phase two and decides who gets access. It is a few minutes a month, not a project. I would suggest the office manager or the volunteer coordinator.</w:t>
-      </w:r>
-    </w:p>
-    <w:p>
-      <w:r/>
-      <w:r>
-        <w:rPr>
-          <w:b/>
-        </w:rPr>
-        <w:t>What I am asking of you</w:t>
-      </w:r>
-      <w:r/>
-    </w:p>
-    <w:p>
-      <w:pPr>
-        <w:ind w:left="461" w:hanging="374"/>
-      </w:pPr>
-      <w:r>
-        <w:t xml:space="preserve">1.  </w:t>
-      </w:r>
-      <w:r>
-        <w:rPr>
-          <w:b/>
-        </w:rPr>
-        <w:t>Forward the three program emails that follow,</w:t>
-      </w:r>
-      <w:r>
-        <w:t xml:space="preserve"> each to its owner, with me copied: Volunteers &amp; Events this week, the Grant Dashboard next week, Grant Radar whenever suits. Please add the owner's name at the top.</w:t>
-      </w:r>
-    </w:p>
-    <w:p>
-      <w:pPr>
-        <w:ind w:left="461" w:hanging="374"/>
-      </w:pPr>
-      <w:r>
-        <w:t xml:space="preserve">2.  </w:t>
-      </w:r>
-      <w:r>
-        <w:rPr>
-          <w:b/>
-        </w:rPr>
-        <w:t>Confirm the internal person by week 4,</w:t>
-      </w:r>
-      <w:r>
-        <w:t xml:space="preserve"> whether that is one of my suggestions or someone else.</w:t>
-      </w:r>
-    </w:p>
-    <w:p>
-      <w:pPr>
-        <w:ind w:left="461" w:hanging="374"/>
-      </w:pPr>
-      <w:r>
-        <w:t xml:space="preserve">3.  </w:t>
-      </w:r>
-      <w:r>
-        <w:rPr>
-          <w:b/>
-        </w:rPr>
-        <w:t>Help make the call after week 4:</w:t>
-      </w:r>
-      <w:r>
-        <w:t xml:space="preserve"> phase two, or more testing.</w:t>
-      </w:r>
-    </w:p>
-    <w:p>
-      <w:pPr>
-        <w:ind w:left="461" w:hanging="374"/>
-      </w:pPr>
-      <w:r>
-        <w:t xml:space="preserve">4.  </w:t>
-      </w:r>
-      <w:r>
-        <w:rPr>
-          <w:b/>
-        </w:rPr>
-        <w:t>Keep the one privacy rule visible:</w:t>
-      </w:r>
-      <w:r>
-        <w:t xml:space="preserve"> no health or diagnosis details, background-check reports, ID numbers or bank details in any of the three.</w:t>
-      </w:r>
-    </w:p>
-    <w:p>
-      <w:r/>
-      <w:r>
-        <w:rPr>
-          <w:b/>
-        </w:rPr>
-        <w:t>The links</w:t>
-      </w:r>
-      <w:r/>
-    </w:p>
-    <w:p>
-      <w:pPr>
-        <w:pStyle w:val="ListBullet"/>
-      </w:pPr>
-      <w:r>
-        <w:t>The landing page, where everyone starts: https://jessejberg-cloud.github.io/nami_grant_dashboard</w:t>
-      </w:r>
-    </w:p>
-    <w:p>
-      <w:pPr>
-        <w:pStyle w:val="ListBullet"/>
-      </w:pPr>
-      <w:r>
-        <w:t>The handbook, for you and the owners: the plan on one page, how the rollout works, and all the guides: https://jessejberg-cloud.github.io/nami_grant_dashboard/guides/NAMI_Dashboard_Suite_Handbook.pdf (a Word copy is on the landing page)</w:t>
-      </w:r>
-    </w:p>
-    <w:p>
-      <w:pPr>
-        <w:pStyle w:val="ListBullet"/>
-      </w:pPr>
-      <w:r>
-        <w:t>The plan on one page: https://jessejberg-cloud.github.io/nami_grant_dashboard/project-map.html</w:t>
-      </w:r>
-    </w:p>
-    <w:p>
-      <w:pPr>
-        <w:pStyle w:val="ListBullet"/>
-      </w:pPr>
-      <w:r>
-        <w:t>Grant Dashboard: https://nami-grant-workspace.brainspottingonline.chatgpt.site (no sign-in)</w:t>
-      </w:r>
-    </w:p>
-    <w:p>
-      <w:pPr>
-        <w:pStyle w:val="ListBullet"/>
-      </w:pPr>
-      <w:r>
-        <w:t>Grant Radar: https://jessejberg-cloud.github.io/nami_grant_dashboard/radar/ (no sign-in; each person's own list, saved in their browser)</w:t>
-      </w:r>
-    </w:p>
-    <w:p>
-      <w:pPr>
-        <w:pStyle w:val="ListBullet"/>
-      </w:pPr>
-      <w:r>
-        <w:t>Volunteers &amp; Events: https://claude.ai/artifact/EDapVYL3SAdAPKV7duNK1H (sign in; everyone invited sees the same records)</w:t>
-      </w:r>
-    </w:p>
-    <w:p>
-      <w:pPr>
-        <w:pStyle w:val="ListBullet"/>
-      </w:pPr>
-      <w:r>
-        <w:t>Quick start guides, all three: https://jessejberg-cloud.github.io/nami_grant_dashboard/guides/NAMI_Dashboard_Suite_Quick_Start_Guides.pdf</w:t>
-      </w:r>
-    </w:p>
-    <w:p>
-      <w:pPr>
-        <w:pStyle w:val="ListBullet"/>
-      </w:pPr>
-      <w:r>
-        <w:t>User manuals, all three: https://jessejberg-cloud.github.io/nami_grant_dashboard/guides/NAMI_Dashboard_Suite_User_Manuals.pdf</w:t>
-      </w:r>
-    </w:p>
-    <w:p>
-      <w:r>
-        <w:t>I will bring printed copies of the handbook for you and the owners. If you would like to walk through any of it together first, reply here or call me at [phone].</w:t>
-      </w:r>
-    </w:p>
-    <w:p>
-      <w:r>
-        <w:t>Thanks,</w:t>
-      </w:r>
-    </w:p>
-    <w:p>
-      <w:r>
-        <w:t>Jesse</w:t>
-      </w:r>
-    </w:p>
-    <w:p>
-      <w:r>
-        <w:br w:type="page"/>
-      </w:r>
-    </w:p>
-    <w:p>
-      <w:pPr>
-        <w:pStyle w:val="Heading1"/>
-      </w:pPr>
-      <w:r>
-        <w:t>2. Volunteers &amp; Events (week 1, for the volunteer coordinator)</w:t>
-      </w:r>
-    </w:p>
-    <w:p>
-      <w:r/>
-      <w:r>
-        <w:rPr>
-          <w:b/>
-        </w:rPr>
-        <w:t>Subject:</w:t>
-      </w:r>
-      <w:r>
-        <w:t xml:space="preserve"> Volunteers &amp; Events: your link, a quick walkthrough, and the first three things to try</w:t>
-      </w:r>
-    </w:p>
-    <w:p>
-      <w:r>
-        <w:t>Hi [name],</w:t>
-      </w:r>
-    </w:p>
-    <w:p>
-      <w:r>
-        <w:t>You are the owner of Volunteers &amp; Events, the program where we keep our events, volunteers and supporters in one place. You are the first to try it, so what you find shapes it.</w:t>
-      </w:r>
-    </w:p>
-    <w:p>
-      <w:r/>
-      <w:r>
-        <w:rPr>
-          <w:b/>
-        </w:rPr>
-        <w:t>Start here:</w:t>
-      </w:r>
-      <w:r>
-        <w:t xml:space="preserve"> open the NAMI landing page, bookmark it, and press </w:t>
-      </w:r>
-      <w:r>
-        <w:rPr>
-          <w:b/>
-        </w:rPr>
-        <w:t>Open Volunteers &amp; Events</w:t>
-      </w:r>
-      <w:r>
-        <w:t>:</w:t>
-      </w:r>
-    </w:p>
-    <w:p>
-      <w:r>
-        <w:t>https://jessejberg-cloud.github.io/nami_grant_dashboard</w:t>
-      </w:r>
-    </w:p>
-    <w:p>
-      <w:r>
-        <w:t>It asks you to sign in to Claude, with a free account; your invitation came by email. That one sign-in keeps the volunteer list private. Everyone invited sees the same records, and a change shows up for everyone within a few seconds. There is no Save button: it saves as you type.</w:t>
-      </w:r>
-    </w:p>
-    <w:p>
-      <w:r/>
-      <w:r>
-        <w:rPr>
-          <w:b/>
-        </w:rPr>
-        <w:t>A 20-minute walkthrough this week.</w:t>
-      </w:r>
-      <w:r>
-        <w:t xml:space="preserve"> Reply with a time that suits you, and say whether you would like phone, screen share or in person. We will enter your next real event together.</w:t>
-      </w:r>
-    </w:p>
-    <w:p>
-      <w:r/>
-      <w:r>
-        <w:rPr>
-          <w:b/>
-        </w:rPr>
-        <w:t>The first three things to try:</w:t>
-      </w:r>
-      <w:r/>
-    </w:p>
-    <w:p>
-      <w:pPr>
-        <w:ind w:left="461" w:hanging="374"/>
-      </w:pPr>
-      <w:r>
-        <w:t>1.  Add an event. A name is enough to start; the date, times and place can come later.</w:t>
-      </w:r>
-    </w:p>
-    <w:p>
-      <w:pPr>
-        <w:ind w:left="461" w:hanging="374"/>
-      </w:pPr>
-      <w:r>
-        <w:t>2.  Add the jobs you need help with (Greeter, Setup, Food table) and how many people each needs.</w:t>
-      </w:r>
-    </w:p>
-    <w:p>
-      <w:pPr>
-        <w:ind w:left="461" w:hanging="374"/>
-      </w:pPr>
-      <w:r>
-        <w:t>3.  Type a volunteer's name under a job and press Enter. Anyone new is saved to the Volunteers list for you.</w:t>
-      </w:r>
-    </w:p>
-    <w:p>
-      <w:r>
-        <w:t xml:space="preserve">After the event, open it and tap </w:t>
-      </w:r>
-      <w:r>
-        <w:rPr>
-          <w:b/>
-        </w:rPr>
-        <w:t>Came</w:t>
-      </w:r>
-      <w:r>
-        <w:t xml:space="preserve"> next to each person, or </w:t>
-      </w:r>
-      <w:r>
-        <w:rPr>
-          <w:b/>
-        </w:rPr>
-        <w:t>Everyone came</w:t>
-      </w:r>
-      <w:r>
-        <w:t>. Their hours add up on their own.</w:t>
-      </w:r>
-    </w:p>
-    <w:p>
-      <w:r/>
-      <w:r>
-        <w:rPr>
-          <w:b/>
-        </w:rPr>
-        <w:t>Three things built for you:</w:t>
-      </w:r>
-      <w:r/>
-    </w:p>
-    <w:p>
-      <w:pPr>
-        <w:pStyle w:val="ListBullet"/>
-      </w:pPr>
-      <w:r/>
-      <w:r>
-        <w:rPr>
-          <w:b/>
-        </w:rPr>
-        <w:t>Print a sign-in sheet</w:t>
-      </w:r>
-      <w:r>
-        <w:t xml:space="preserve"> from any event: each job with the names signed up, blank lines, and a table for walk-ins.</w:t>
-      </w:r>
-    </w:p>
-    <w:p>
-      <w:pPr>
-        <w:pStyle w:val="ListBullet"/>
-      </w:pPr>
-      <w:r/>
-      <w:r>
-        <w:rPr>
-          <w:b/>
-        </w:rPr>
-        <w:t>More → For the board</w:t>
-      </w:r>
-      <w:r>
-        <w:t xml:space="preserve"> gives you the year in four lines, ready to paste into a board update.</w:t>
-      </w:r>
-    </w:p>
-    <w:p>
-      <w:pPr>
-        <w:pStyle w:val="ListBullet"/>
-      </w:pPr>
-      <w:r/>
-      <w:r>
-        <w:rPr>
-          <w:b/>
-        </w:rPr>
-        <w:t>Gifts:</w:t>
-      </w:r>
-      <w:r>
-        <w:t xml:space="preserve"> record food, goods and time here. Record money here only when it is for an event, such as a sponsor for the picnic, and put it in the donor system as well. The donor system stays the record of all giving.</w:t>
-      </w:r>
-    </w:p>
-    <w:p>
-      <w:r/>
-      <w:r>
-        <w:rPr>
-          <w:b/>
-        </w:rPr>
-        <w:t>Your weekly routine, 15 minutes:</w:t>
-      </w:r>
-      <w:r>
-        <w:t xml:space="preserve"> open it, mark who came, and save a backup (More → Backup → Save a backup file) to the shared drive. Tie it to something you already do, such as the day after each event.</w:t>
-      </w:r>
-    </w:p>
-    <w:p>
-      <w:r/>
-      <w:r>
-        <w:rPr>
-          <w:b/>
-        </w:rPr>
-        <w:t>Guides:</w:t>
-      </w:r>
-      <w:r>
-        <w:t xml:space="preserve"> the quick start (https://jessejberg-cloud.github.io/nami_grant_dashboard/guides/Volunteers_and_Events_Quick_Start.pdf) and the full manual (https://jessejberg-cloud.github.io/nami_grant_dashboard/guides/Volunteers_and_Events_User_Manual.pdf). The same words are inside the program, under More → How to use this.</w:t>
-      </w:r>
-    </w:p>
-    <w:p>
-      <w:r/>
-      <w:r>
-        <w:rPr>
-          <w:b/>
-        </w:rPr>
         <w:t>Please keep out:</w:t>
       </w:r>
       <w:r>
@@ -8156,520 +8659,6 @@
     <w:p>
       <w:r>
         <w:t>I will check in with three short questions at the end of week 2 and week 4. In between, reply to this email any time something is confusing, slow or missing.</w:t>
-      </w:r>
-    </w:p>
-    <w:p>
-      <w:r>
-        <w:t>Thanks,</w:t>
-      </w:r>
-    </w:p>
-    <w:p>
-      <w:r>
-        <w:t>Jesse</w:t>
-      </w:r>
-    </w:p>
-    <w:p>
-      <w:r>
-        <w:t>[phone]</w:t>
-      </w:r>
-    </w:p>
-    <w:p>
-      <w:r>
-        <w:br w:type="page"/>
-      </w:r>
-    </w:p>
-    <w:p>
-      <w:pPr>
-        <w:pStyle w:val="Heading1"/>
-      </w:pPr>
-      <w:r>
-        <w:t>3. Grant Dashboard (week 2, for the grants person)</w:t>
-      </w:r>
-    </w:p>
-    <w:p>
-      <w:r/>
-      <w:r>
-        <w:rPr>
-          <w:b/>
-        </w:rPr>
-        <w:t>Subject:</w:t>
-      </w:r>
-      <w:r>
-        <w:t xml:space="preserve"> The Grant Dashboard: your link, a quick walkthrough, and the first three things to try</w:t>
-      </w:r>
-    </w:p>
-    <w:p>
-      <w:r>
-        <w:t>Hi [name],</w:t>
-      </w:r>
-    </w:p>
-    <w:p>
-      <w:r>
-        <w:t>You are the owner of the Grant Dashboard, where we keep each grant, the reports its funder asks for, and when they are due.</w:t>
-      </w:r>
-    </w:p>
-    <w:p>
-      <w:r/>
-      <w:r>
-        <w:rPr>
-          <w:b/>
-        </w:rPr>
-        <w:t>Start here:</w:t>
-      </w:r>
-      <w:r>
-        <w:t xml:space="preserve"> open the NAMI landing page, bookmark it, and press </w:t>
-      </w:r>
-      <w:r>
-        <w:rPr>
-          <w:b/>
-        </w:rPr>
-        <w:t>Open Grant Dashboard</w:t>
-      </w:r>
-      <w:r>
-        <w:t>:</w:t>
-      </w:r>
-    </w:p>
-    <w:p>
-      <w:r>
-        <w:t>https://jessejberg-cloud.github.io/nami_grant_dashboard</w:t>
-      </w:r>
-    </w:p>
-    <w:p>
-      <w:r>
-        <w:t xml:space="preserve">There is nothing to sign in to. That also means anyone with the address could see or change what is in it, until it moves to NAMI's own home with a sign-in. So: </w:t>
-      </w:r>
-      <w:r>
-        <w:rPr>
-          <w:b/>
-        </w:rPr>
-        <w:t>for the first two weeks, use the practice grants only.</w:t>
-      </w:r>
-      <w:r>
-        <w:t xml:space="preserve"> From week 3, real grants are fine if you are comfortable, with a backup downloaded once a week (More tools → Settings &amp; backup → Download a backup). Never anything private about the people we serve.</w:t>
-      </w:r>
-    </w:p>
-    <w:p>
-      <w:r/>
-      <w:r>
-        <w:rPr>
-          <w:b/>
-        </w:rPr>
-        <w:t>A 20-minute walkthrough this week.</w:t>
-      </w:r>
-      <w:r>
-        <w:t xml:space="preserve"> Reply with a time that suits you, and say whether you would like phone, screen share or in person. We will set up one grant together on the practice side.</w:t>
-      </w:r>
-    </w:p>
-    <w:p>
-      <w:r/>
-      <w:r>
-        <w:rPr>
-          <w:b/>
-        </w:rPr>
-        <w:t>The first time it opens,</w:t>
-      </w:r>
-      <w:r>
-        <w:t xml:space="preserve"> a short welcome has three steps. Choose </w:t>
-      </w:r>
-      <w:r>
-        <w:rPr>
-          <w:b/>
-        </w:rPr>
-        <w:t>Practice with made-up grants</w:t>
-      </w:r>
-      <w:r>
-        <w:t>.</w:t>
-      </w:r>
-    </w:p>
-    <w:p>
-      <w:r/>
-      <w:r>
-        <w:rPr>
-          <w:b/>
-        </w:rPr>
-        <w:t>The first three things to try:</w:t>
-      </w:r>
-      <w:r/>
-    </w:p>
-    <w:p>
-      <w:pPr>
-        <w:ind w:left="461" w:hanging="374"/>
-      </w:pPr>
-      <w:r>
-        <w:t xml:space="preserve">1.  Look at Home. </w:t>
-      </w:r>
-      <w:r>
-        <w:rPr>
-          <w:b/>
-        </w:rPr>
-        <w:t>Your next step</w:t>
-      </w:r>
-      <w:r>
-        <w:t xml:space="preserve"> always shows one thing to do, with one button.</w:t>
-      </w:r>
-    </w:p>
-    <w:p>
-      <w:pPr>
-        <w:ind w:left="461" w:hanging="374"/>
-      </w:pPr>
-      <w:r>
-        <w:t xml:space="preserve">2.  Add a grant. Press </w:t>
-      </w:r>
-      <w:r>
-        <w:rPr>
-          <w:b/>
-        </w:rPr>
-        <w:t>Add a grant</w:t>
-      </w:r>
-      <w:r>
-        <w:t xml:space="preserve">; only the name is needed. Press </w:t>
-      </w:r>
-      <w:r>
-        <w:rPr>
-          <w:b/>
-        </w:rPr>
-        <w:t>Save now</w:t>
-      </w:r>
-      <w:r>
-        <w:t xml:space="preserve"> to finish later, or go through the three short steps. A Final report is filled in for you.</w:t>
-      </w:r>
-    </w:p>
-    <w:p>
-      <w:pPr>
-        <w:ind w:left="461" w:hanging="374"/>
-      </w:pPr>
-      <w:r>
-        <w:t xml:space="preserve">3.  Add a report. Open the grant and press </w:t>
-      </w:r>
-      <w:r>
-        <w:rPr>
-          <w:b/>
-        </w:rPr>
-        <w:t>Add a report or due date</w:t>
-      </w:r>
-      <w:r>
-        <w:t>: a name, a date, and who is doing it.</w:t>
-      </w:r>
-    </w:p>
-    <w:p>
-      <w:r>
-        <w:t xml:space="preserve">When something is done, open it from the To-do list and press </w:t>
-      </w:r>
-      <w:r>
-        <w:rPr>
-          <w:b/>
-        </w:rPr>
-        <w:t>Mark done</w:t>
-      </w:r>
-      <w:r>
-        <w:t>. A funder requirement asks for a link to what you sent.</w:t>
-      </w:r>
-    </w:p>
-    <w:p>
-      <w:r/>
-      <w:r>
-        <w:rPr>
-          <w:b/>
-        </w:rPr>
-        <w:t>Good to know:</w:t>
-      </w:r>
-      <w:r>
-        <w:t xml:space="preserve"> each page has one short tip; </w:t>
-      </w:r>
-      <w:r>
-        <w:rPr>
-          <w:b/>
-        </w:rPr>
-        <w:t>Got it</w:t>
-      </w:r>
-      <w:r>
-        <w:t xml:space="preserve"> puts it away, </w:t>
-      </w:r>
-      <w:r>
-        <w:rPr>
-          <w:b/>
-        </w:rPr>
-        <w:t>Later</w:t>
-      </w:r>
-      <w:r>
-        <w:t xml:space="preserve"> brings it back tomorrow. </w:t>
-      </w:r>
-      <w:r>
-        <w:rPr>
-          <w:b/>
-        </w:rPr>
-        <w:t>Showing</w:t>
-      </w:r>
-      <w:r>
-        <w:t>, at the top right, switches between Practice grants and Our grants, which are kept separate.</w:t>
-      </w:r>
-    </w:p>
-    <w:p>
-      <w:r/>
-      <w:r>
-        <w:rPr>
-          <w:b/>
-        </w:rPr>
-        <w:t>Your weekly routine, 15 minutes:</w:t>
-      </w:r>
-      <w:r>
-        <w:t xml:space="preserve"> open it, mark what was sent, and from week 3 download a backup to the shared drive.</w:t>
-      </w:r>
-    </w:p>
-    <w:p>
-      <w:r/>
-      <w:r>
-        <w:rPr>
-          <w:b/>
-        </w:rPr>
-        <w:t>Guides:</w:t>
-      </w:r>
-      <w:r>
-        <w:t xml:space="preserve"> the quick start (https://jessejberg-cloud.github.io/nami_grant_dashboard/guides/Grant_Dashboard_Quick_Start.pdf) and the full manual (https://jessejberg-cloud.github.io/nami_grant_dashboard/guides/Grant_Dashboard_User_Manual.pdf). The same words are inside the Dashboard under Help.</w:t>
-      </w:r>
-    </w:p>
-    <w:p>
-      <w:r>
-        <w:t>I will check in with three short questions at the end of week 2 and week 4. In between, reply to this email any time.</w:t>
-      </w:r>
-    </w:p>
-    <w:p>
-      <w:r>
-        <w:t>Thanks,</w:t>
-      </w:r>
-    </w:p>
-    <w:p>
-      <w:r>
-        <w:t>Jesse</w:t>
-      </w:r>
-    </w:p>
-    <w:p>
-      <w:r>
-        <w:t>[phone]</w:t>
-      </w:r>
-    </w:p>
-    <w:p>
-      <w:r>
-        <w:br w:type="page"/>
-      </w:r>
-    </w:p>
-    <w:p>
-      <w:pPr>
-        <w:pStyle w:val="Heading1"/>
-      </w:pPr>
-      <w:r>
-        <w:t>4. Grant Radar (any time after week 2, for the grants person)</w:t>
-      </w:r>
-    </w:p>
-    <w:p>
-      <w:r/>
-      <w:r>
-        <w:rPr>
-          <w:b/>
-        </w:rPr>
-        <w:t>Subject:</w:t>
-      </w:r>
-      <w:r>
-        <w:t xml:space="preserve"> Grant Radar: your link and the first three things to try</w:t>
-      </w:r>
-    </w:p>
-    <w:p>
-      <w:r>
-        <w:t>Hi [name],</w:t>
-      </w:r>
-    </w:p>
-    <w:p>
-      <w:r>
-        <w:t>Grant Radar is the step before the Grant Dashboard: a list of grant leads that might suit us, with the apply-by date, the amount, why each might fit and what we still need to find out. It helps you decide what to look at next and passes good leads to the Dashboard. It does not apply for grants or decide who qualifies; people do that.</w:t>
-      </w:r>
-    </w:p>
-    <w:p>
-      <w:r/>
-      <w:r>
-        <w:rPr>
-          <w:b/>
-        </w:rPr>
-        <w:t>Start here:</w:t>
-      </w:r>
-      <w:r>
-        <w:t xml:space="preserve"> open the NAMI landing page and press </w:t>
-      </w:r>
-      <w:r>
-        <w:rPr>
-          <w:b/>
-        </w:rPr>
-        <w:t>Open Grant Radar</w:t>
-      </w:r>
-      <w:r>
-        <w:t>:</w:t>
-      </w:r>
-    </w:p>
-    <w:p>
-      <w:r>
-        <w:t>https://jessejberg-cloud.github.io/nami_grant_dashboard</w:t>
-      </w:r>
-    </w:p>
-    <w:p>
-      <w:r>
-        <w:t>Nothing to sign in to and nothing to install. Your leads are saved in your own browser on your own computer, so use the same computer each time, not a shared one. Save a backup now and then from Help → Your data → Save a backup.</w:t>
-      </w:r>
-    </w:p>
-    <w:p>
-      <w:r/>
-      <w:r>
-        <w:rPr>
-          <w:b/>
-        </w:rPr>
-        <w:t>The first time it opens,</w:t>
-      </w:r>
-      <w:r>
-        <w:t xml:space="preserve"> a short tour points at each part of the screen. Radar starts with four real leads from public funder pages and one made-up </w:t>
-      </w:r>
-      <w:r>
-        <w:rPr>
-          <w:b/>
-        </w:rPr>
-        <w:t>practice lead</w:t>
-      </w:r>
-      <w:r>
-        <w:t xml:space="preserve"> with a purple tag; try anything on that one.</w:t>
-      </w:r>
-    </w:p>
-    <w:p>
-      <w:r/>
-      <w:r>
-        <w:rPr>
-          <w:b/>
-        </w:rPr>
-        <w:t>The first three things to try:</w:t>
-      </w:r>
-      <w:r/>
-    </w:p>
-    <w:p>
-      <w:pPr>
-        <w:ind w:left="461" w:hanging="374"/>
-      </w:pPr>
-      <w:r>
-        <w:t>1.  Look at Home: what is coming up, what needs checking, and what is shortlisted. Tap a lead to open it.</w:t>
-      </w:r>
-    </w:p>
-    <w:p>
-      <w:pPr>
-        <w:ind w:left="461" w:hanging="374"/>
-      </w:pPr>
-      <w:r>
-        <w:t xml:space="preserve">2.  Open a lead and type in </w:t>
-      </w:r>
-      <w:r>
-        <w:rPr>
-          <w:b/>
-        </w:rPr>
-        <w:t>Next step</w:t>
-      </w:r>
-      <w:r>
-        <w:t>. It saves by itself when you click away.</w:t>
-      </w:r>
-    </w:p>
-    <w:p>
-      <w:pPr>
-        <w:ind w:left="461" w:hanging="374"/>
-      </w:pPr>
-      <w:r>
-        <w:t xml:space="preserve">3.  Check a funder's page. Tap </w:t>
-      </w:r>
-      <w:r>
-        <w:rPr>
-          <w:b/>
-        </w:rPr>
-        <w:t>Open funder's page</w:t>
-      </w:r>
-      <w:r>
-        <w:t xml:space="preserve">, read it, then tap </w:t>
-      </w:r>
-      <w:r>
-        <w:rPr>
-          <w:b/>
-        </w:rPr>
-        <w:t>I checked the page</w:t>
-      </w:r>
-      <w:r>
-        <w:t xml:space="preserve"> and note what you saw.</w:t>
-      </w:r>
-    </w:p>
-    <w:p>
-      <w:r>
-        <w:t xml:space="preserve">To add a lead, tap </w:t>
-      </w:r>
-      <w:r>
-        <w:rPr>
-          <w:b/>
-        </w:rPr>
-        <w:t>+ Add a lead</w:t>
-      </w:r>
-      <w:r>
-        <w:t xml:space="preserve">; only the name is needed. To pass good leads on, go to </w:t>
-      </w:r>
-      <w:r>
-        <w:rPr>
-          <w:b/>
-        </w:rPr>
-        <w:t>Send</w:t>
-      </w:r>
-      <w:r>
-        <w:t xml:space="preserve">: tick the leads and tap </w:t>
-      </w:r>
-      <w:r>
-        <w:rPr>
-          <w:b/>
-        </w:rPr>
-        <w:t>Save the file</w:t>
-      </w:r>
-      <w:r>
-        <w:t xml:space="preserve">. Then in the Grant Dashboard, set </w:t>
-      </w:r>
-      <w:r>
-        <w:rPr>
-          <w:b/>
-        </w:rPr>
-        <w:t>Showing</w:t>
-      </w:r>
-      <w:r>
-        <w:t xml:space="preserve"> to Our grants, open </w:t>
-      </w:r>
-      <w:r>
-        <w:rPr>
-          <w:b/>
-        </w:rPr>
-        <w:t>More tools → Settings &amp; backup</w:t>
-      </w:r>
-      <w:r>
-        <w:t xml:space="preserve">, press </w:t>
-      </w:r>
-      <w:r>
-        <w:rPr>
-          <w:b/>
-        </w:rPr>
-        <w:t>Add records from a file</w:t>
-      </w:r>
-      <w:r>
-        <w:t>, and pick that file. Radar's Send page shows the same path.</w:t>
-      </w:r>
-    </w:p>
-    <w:p>
-      <w:r>
-        <w:t>If you would like a walkthrough for Radar too, reply and we will add 10 minutes to the next one. Use public information only.</w:t>
-      </w:r>
-    </w:p>
-    <w:p>
-      <w:r/>
-      <w:r>
-        <w:rPr>
-          <w:b/>
-        </w:rPr>
-        <w:t>Guides:</w:t>
-      </w:r>
-      <w:r>
-        <w:t xml:space="preserve"> the quick start (https://jessejberg-cloud.github.io/nami_grant_dashboard/guides/Grant_Radar_Quick_Start.pdf) and the full manual (https://jessejberg-cloud.github.io/nami_grant_dashboard/guides/Grant_Radar_User_Manual.pdf). The same words are inside Radar under Help.</w:t>
       </w:r>
     </w:p>
     <w:p>

--- a/docs/guides/NAMI_Dashboard_Suite_Handbook.docx
+++ b/docs/guides/NAMI_Dashboard_Suite_Handbook.docx
@@ -58,7 +58,15 @@
         <w:rPr>
           <w:color w:val="56645F"/>
         </w:rPr>
-        <w:t>Prepared by Jesse Berg</w:t>
+        <w:t>Prepared by Jesse Jonesberg, MSW, LCSW, CPS</w:t>
+      </w:r>
+    </w:p>
+    <w:p>
+      <w:r>
+        <w:rPr>
+          <w:color w:val="56645F"/>
+        </w:rPr>
+        <w:t>www.intrinsicchange.com</w:t>
       </w:r>
     </w:p>
     <w:p>
@@ -450,7 +458,7 @@
       <w:r>
         <w:drawing>
           <wp:inline xmlns:a="http://schemas.openxmlformats.org/drawingml/2006/main" xmlns:pic="http://schemas.openxmlformats.org/drawingml/2006/picture">
-            <wp:extent cx="6309360" cy="8403717"/>
+            <wp:extent cx="6309360" cy="8289798"/>
             <wp:docPr id="1" name="Picture 1"/>
             <wp:cNvGraphicFramePr>
               <a:graphicFrameLocks noChangeAspect="1"/>
@@ -471,7 +479,7 @@
                   <pic:spPr>
                     <a:xfrm>
                       <a:off x="0" y="0"/>
-                      <a:ext cx="6309360" cy="8403717"/>
+                      <a:ext cx="6309360" cy="8289798"/>
                     </a:xfrm>
                     <a:prstGeom prst="rect"/>
                   </pic:spPr>
@@ -837,7 +845,7 @@
               <w:rPr>
                 <w:sz w:val="18"/>
               </w:rPr>
-              <w:t>Jesse Berg</w:t>
+              <w:t>Jesse Jonesberg, MSW, LCSW, CPS</w:t>
             </w:r>
           </w:p>
         </w:tc>
@@ -7903,7 +7911,17 @@
     </w:p>
     <w:p>
       <w:r>
-        <w:t>Jesse</w:t>
+        <w:t>Jesse Jonesberg, MSW, LCSW, CPS</w:t>
+      </w:r>
+    </w:p>
+    <w:p>
+      <w:r>
+        <w:t>www.intrinsicchange.com</w:t>
+      </w:r>
+    </w:p>
+    <w:p>
+      <w:r>
+        <w:t>[phone]</w:t>
       </w:r>
     </w:p>
     <w:p>
@@ -8173,7 +8191,12 @@
     </w:p>
     <w:p>
       <w:r>
-        <w:t>Jesse</w:t>
+        <w:t>Jesse Jonesberg, MSW, LCSW, CPS</w:t>
+      </w:r>
+    </w:p>
+    <w:p>
+      <w:r>
+        <w:t>www.intrinsicchange.com</w:t>
       </w:r>
     </w:p>
     <w:p>
@@ -8412,7 +8435,12 @@
     </w:p>
     <w:p>
       <w:r>
-        <w:t>Jesse</w:t>
+        <w:t>Jesse Jonesberg, MSW, LCSW, CPS</w:t>
+      </w:r>
+    </w:p>
+    <w:p>
+      <w:r>
+        <w:t>www.intrinsicchange.com</w:t>
       </w:r>
     </w:p>
     <w:p>
@@ -8668,7 +8696,12 @@
     </w:p>
     <w:p>
       <w:r>
-        <w:t>Jesse</w:t>
+        <w:t>Jesse Jonesberg, MSW, LCSW, CPS</w:t>
+      </w:r>
+    </w:p>
+    <w:p>
+      <w:r>
+        <w:t>www.intrinsicchange.com</w:t>
       </w:r>
     </w:p>
     <w:p>

--- a/docs/guides/NAMI_Dashboard_Suite_Handbook.docx
+++ b/docs/guides/NAMI_Dashboard_Suite_Handbook.docx
@@ -164,7 +164,7 @@
         <w:rPr>
           <w:color w:val="56645F"/>
         </w:rPr>
-        <w:t>The overview email to the Executive Director, and the three program emails to forward to each owner.</w:t>
+        <w:t>The overview email to the Executive Director, the two grant program emails for phase one, and the Volunteers &amp; Events email held for phase two.</w:t>
       </w:r>
     </w:p>
     <w:p>
@@ -2647,7 +2647,7 @@
     </w:p>
     <w:p>
       <w:r>
-        <w:t>Before the first email goes out:</w:t>
+        <w:t>Before the grant programs start:</w:t>
       </w:r>
     </w:p>
     <w:p>
@@ -2655,7 +2655,7 @@
         <w:pStyle w:val="ListBullet"/>
       </w:pPr>
       <w:r>
-        <w:t>Turn on the landing page (GitHub Pages). Jesse. Done.</w:t>
+        <w:t>Turn on the landing page, and bring the live Grant Dashboard up to date. Jesse. Done.</w:t>
       </w:r>
     </w:p>
     <w:p>
@@ -2663,7 +2663,7 @@
         <w:pStyle w:val="ListBullet"/>
       </w:pPr>
       <w:r>
-        <w:t>Bring the live Grant Dashboard up to date. Jesse. Done.</w:t>
+        <w:t>Talk it through with the Executive Director: who tests the grant programs, when week 1 starts, and who sends the program emails. Jesse and the Executive Director. This week.</w:t>
       </w:r>
     </w:p>
     <w:p>
@@ -2671,7 +2671,12 @@
         <w:pStyle w:val="ListBullet"/>
       </w:pPr>
       <w:r>
-        <w:t>Create the feedback address and switch on the landing page's feedback button. Jesse.</w:t>
+        <w:t>Fill in the names in the emails once those are settled, and create the feedback address if wanted. Jesse.</w:t>
+      </w:r>
+    </w:p>
+    <w:p>
+      <w:r>
+        <w:t>During phase one:</w:t>
       </w:r>
     </w:p>
     <w:p>
@@ -2679,12 +2684,7 @@
         <w:pStyle w:val="ListBullet"/>
       </w:pPr>
       <w:r>
-        <w:t>Fill in the names and phone number in the emails. Jesse.</w:t>
-      </w:r>
-    </w:p>
-    <w:p>
-      <w:r>
-        <w:t>During phase one:</w:t>
+        <w:t>Confirm the internal phase-two person by week 4. The Executive Director.</w:t>
       </w:r>
     </w:p>
     <w:p>
@@ -2692,15 +2692,7 @@
         <w:pStyle w:val="ListBullet"/>
       </w:pPr>
       <w:r>
-        <w:t>Confirm the internal phase-two person by week 4. The Executive Director.</w:t>
-      </w:r>
-    </w:p>
-    <w:p>
-      <w:pPr>
-        <w:pStyle w:val="ListBullet"/>
-      </w:pPr>
-      <w:r>
-        <w:t>The first real session with each owner will find things no reading can. Everyone.</w:t>
+        <w:t>The first real session with the grants person will find things no reading can. Everyone.</w:t>
       </w:r>
     </w:p>
     <w:p>
@@ -3231,6 +3223,18 @@
       </w:r>
     </w:p>
     <w:p>
+      <w:r/>
+      <w:r>
+        <w:rPr>
+          <w:b/>
+        </w:rPr>
+        <w:t>Volunteers &amp; Events starts in phase two.</w:t>
+      </w:r>
+      <w:r>
+        <w:t xml:space="preserve"> When it does, it opens from the NAMI landing page behind NAMI's own sign-in, and this guide will be updated to match. Everything below about using it stays the same.</w:t>
+      </w:r>
+    </w:p>
+    <w:p>
       <w:r>
         <w:t>Use it to plan events, fill volunteer jobs, record who came and their hours, and keep track of gifts from supporters. Everything saves as you type. There is no Save button.</w:t>
       </w:r>
@@ -6291,6 +6295,18 @@
       </w:r>
     </w:p>
     <w:p>
+      <w:r/>
+      <w:r>
+        <w:rPr>
+          <w:b/>
+        </w:rPr>
+        <w:t>Volunteers &amp; Events starts in phase two.</w:t>
+      </w:r>
+      <w:r>
+        <w:t xml:space="preserve"> When it does, it opens from the NAMI landing page behind NAMI's own sign-in, and this guide will be updated to match. Everything below about using it stays the same.</w:t>
+      </w:r>
+    </w:p>
+    <w:p>
       <w:pPr>
         <w:pStyle w:val="Heading2"/>
       </w:pPr>
@@ -7537,7 +7553,7 @@
           <w:color w:val="56645F"/>
           <w:sz w:val="24"/>
         </w:rPr>
-        <w:t>The overview email to the Executive Director, and the three program emails to forward to each owner.</w:t>
+        <w:t>The overview email to the Executive Director, the two grant program emails for phase one, and the Volunteers &amp; Events email held for phase two.</w:t>
       </w:r>
     </w:p>
     <w:p>
